--- a/Tyler/React_Node/Tyler_Roberts.docx
+++ b/Tyler/React_Node/Tyler_Roberts.docx
@@ -44,7 +44,7 @@
           <w:sz w:val="19"/>
           <w:szCs w:val="19"/>
         </w:rPr>
-        <w:t>tylerroberts.dev@oudook.com | linkedin.com/in/tyler-roberts-3b839b3a9/ | Florida, United States | +1 (321) 376-7095</w:t>
+        <w:t>tylerrdev@outlook.com | linkedin.com/in/tyler-roberts-76a8193b2/ | Florida, United States | +1 (321) 376-7095</w:t>
       </w:r>
     </w:p>
     <w:p>
@@ -79,8 +79,9 @@
           <w:sz w:val="21"/>
           <w:szCs w:val="21"/>
         </w:rPr>
-        <w:t>Senior Software Engineer with 9+ years of experience building and owning cloud-native SaaS platforms using Node.js, React, TypeScript, and AWS. Strong background delivering production-grade backend services, scalable REST APIs, and modern React/Next.js fro</w:t>
-      </w:r>
+        <w:t xml:space="preserve">Senior Software Engineer with 9+ years of experience building and owning cloud-native </w:t>
+      </w:r>
+      <w:proofErr w:type="spellStart"/>
       <w:r>
         <w:rPr>
           <w:rFonts w:ascii="Arial" w:eastAsia="Arial" w:hAnsi="Arial" w:cs="Arial"/>
@@ -88,8 +89,9 @@
           <w:sz w:val="21"/>
           <w:szCs w:val="21"/>
         </w:rPr>
-        <w:t>ntends in distributed, cloud-native environments. Proven ability to own complex B2B integrations end-to-end, from requirements and system design to rollout, monitoring, and operational support with clear observability and reliable error handling. Experienc</w:t>
-      </w:r>
+        <w:t>SaaS</w:t>
+      </w:r>
+      <w:proofErr w:type="spellEnd"/>
       <w:r>
         <w:rPr>
           <w:rFonts w:ascii="Arial" w:eastAsia="Arial" w:hAnsi="Arial" w:cs="Arial"/>
@@ -97,8 +99,9 @@
           <w:sz w:val="21"/>
           <w:szCs w:val="21"/>
         </w:rPr>
-        <w:t>ed in shaping architecture through hands-on implementation rather than people management, acting as a technical anchor and raising quality through pragmatic standards, reviews, and automation. Adept at collaborating with product partners and domain stakeho</w:t>
-      </w:r>
+        <w:t xml:space="preserve"> platforms using Node.js, React, </w:t>
+      </w:r>
+      <w:proofErr w:type="spellStart"/>
       <w:r>
         <w:rPr>
           <w:rFonts w:ascii="Arial" w:eastAsia="Arial" w:hAnsi="Arial" w:cs="Arial"/>
@@ -106,8 +109,89 @@
           <w:sz w:val="21"/>
           <w:szCs w:val="21"/>
         </w:rPr>
-        <w:t>lders to translate ambiguous requirements into robust, compliant, and scalable systems that improve performance, reliability, and developer velocity.</w:t>
-      </w:r>
+        <w:t>TypeScript</w:t>
+      </w:r>
+      <w:proofErr w:type="spellEnd"/>
+      <w:r>
+        <w:rPr>
+          <w:rFonts w:ascii="Arial" w:eastAsia="Arial" w:hAnsi="Arial" w:cs="Arial"/>
+          <w:color w:val="111111"/>
+          <w:sz w:val="21"/>
+          <w:szCs w:val="21"/>
+        </w:rPr>
+        <w:t xml:space="preserve">, and AWS. Strong background delivering production-grade backend services, scalable REST APIs, and modern React/Next.js frontends in distributed, cloud-native environments. </w:t>
+      </w:r>
+      <w:proofErr w:type="gramStart"/>
+      <w:r>
+        <w:rPr>
+          <w:rFonts w:ascii="Arial" w:eastAsia="Arial" w:hAnsi="Arial" w:cs="Arial"/>
+          <w:color w:val="111111"/>
+          <w:sz w:val="21"/>
+          <w:szCs w:val="21"/>
+        </w:rPr>
+        <w:t xml:space="preserve">Proven ability to own complex B2B integrations end-to-end, from requirements and system design to rollout, monitoring, and operational support with clear </w:t>
+      </w:r>
+      <w:proofErr w:type="spellStart"/>
+      <w:r>
+        <w:rPr>
+          <w:rFonts w:ascii="Arial" w:eastAsia="Arial" w:hAnsi="Arial" w:cs="Arial"/>
+          <w:color w:val="111111"/>
+          <w:sz w:val="21"/>
+          <w:szCs w:val="21"/>
+        </w:rPr>
+        <w:t>observability</w:t>
+      </w:r>
+      <w:proofErr w:type="spellEnd"/>
+      <w:r>
+        <w:rPr>
+          <w:rFonts w:ascii="Arial" w:eastAsia="Arial" w:hAnsi="Arial" w:cs="Arial"/>
+          <w:color w:val="111111"/>
+          <w:sz w:val="21"/>
+          <w:szCs w:val="21"/>
+        </w:rPr>
+        <w:t xml:space="preserve"> and reliable error handling.</w:t>
+      </w:r>
+      <w:proofErr w:type="gramEnd"/>
+      <w:r>
+        <w:rPr>
+          <w:rFonts w:ascii="Arial" w:eastAsia="Arial" w:hAnsi="Arial" w:cs="Arial"/>
+          <w:color w:val="111111"/>
+          <w:sz w:val="21"/>
+          <w:szCs w:val="21"/>
+        </w:rPr>
+        <w:t xml:space="preserve"> </w:t>
+      </w:r>
+      <w:proofErr w:type="gramStart"/>
+      <w:r>
+        <w:rPr>
+          <w:rFonts w:ascii="Arial" w:eastAsia="Arial" w:hAnsi="Arial" w:cs="Arial"/>
+          <w:color w:val="111111"/>
+          <w:sz w:val="21"/>
+          <w:szCs w:val="21"/>
+        </w:rPr>
+        <w:t>Experienced in shaping architecture through hands-on implementation rather than people management, acting as a technical anchor and raising quality through pragmatic standards, reviews, and automation.</w:t>
+      </w:r>
+      <w:proofErr w:type="gramEnd"/>
+      <w:r>
+        <w:rPr>
+          <w:rFonts w:ascii="Arial" w:eastAsia="Arial" w:hAnsi="Arial" w:cs="Arial"/>
+          <w:color w:val="111111"/>
+          <w:sz w:val="21"/>
+          <w:szCs w:val="21"/>
+        </w:rPr>
+        <w:t xml:space="preserve"> </w:t>
+      </w:r>
+      <w:proofErr w:type="gramStart"/>
+      <w:r>
+        <w:rPr>
+          <w:rFonts w:ascii="Arial" w:eastAsia="Arial" w:hAnsi="Arial" w:cs="Arial"/>
+          <w:color w:val="111111"/>
+          <w:sz w:val="21"/>
+          <w:szCs w:val="21"/>
+        </w:rPr>
+        <w:t>Adept at collaborating with product partners and domain stakeholders to translate ambiguous requirements into robust, compliant, and scalable systems that improve performance, reliability, and developer velocity.</w:t>
+      </w:r>
+      <w:proofErr w:type="gramEnd"/>
     </w:p>
     <w:p>
       <w:pPr>
@@ -152,12 +236,6 @@
         <w:gridCol w:w="2545"/>
       </w:tblGrid>
       <w:tr>
-        <w:tblPrEx>
-          <w:tblCellMar>
-            <w:top w:w="0" w:type="dxa"/>
-            <w:bottom w:w="0" w:type="dxa"/>
-          </w:tblCellMar>
-        </w:tblPrEx>
         <w:tc>
           <w:tcPr>
             <w:tcW w:w="1250" w:type="pct"/>
@@ -205,6 +283,7 @@
             </w:tcMar>
           </w:tcPr>
           <w:p>
+            <w:proofErr w:type="spellStart"/>
             <w:r>
               <w:rPr>
                 <w:rFonts w:ascii="Arial" w:eastAsia="Arial" w:hAnsi="Arial" w:cs="Arial"/>
@@ -216,6 +295,7 @@
               </w:rPr>
               <w:t>TypeScript</w:t>
             </w:r>
+            <w:proofErr w:type="spellEnd"/>
           </w:p>
         </w:tc>
         <w:tc>
@@ -280,12 +360,6 @@
         </w:tc>
       </w:tr>
       <w:tr>
-        <w:tblPrEx>
-          <w:tblCellMar>
-            <w:top w:w="0" w:type="dxa"/>
-            <w:bottom w:w="0" w:type="dxa"/>
-          </w:tblCellMar>
-        </w:tblPrEx>
         <w:tc>
           <w:tcPr>
             <w:tcW w:w="1250" w:type="pct"/>
@@ -333,27 +407,53 @@
             </w:tcMar>
           </w:tcPr>
           <w:p>
-            <w:r>
-              <w:rPr>
-                <w:rFonts w:ascii="Arial" w:eastAsia="Arial" w:hAnsi="Arial" w:cs="Arial"/>
-                <w:b/>
-                <w:bCs/>
-                <w:color w:val="111111"/>
-                <w:sz w:val="19"/>
-                <w:szCs w:val="19"/>
-              </w:rPr>
-              <w:t>Async Patterns (Promises,</w:t>
-            </w:r>
-            <w:r>
-              <w:rPr>
-                <w:rFonts w:ascii="Arial" w:eastAsia="Arial" w:hAnsi="Arial" w:cs="Arial"/>
-                <w:b/>
-                <w:bCs/>
-                <w:color w:val="111111"/>
-                <w:sz w:val="19"/>
-                <w:szCs w:val="19"/>
-              </w:rPr>
-              <w:t xml:space="preserve"> async/await)</w:t>
+            <w:proofErr w:type="spellStart"/>
+            <w:r>
+              <w:rPr>
+                <w:rFonts w:ascii="Arial" w:eastAsia="Arial" w:hAnsi="Arial" w:cs="Arial"/>
+                <w:b/>
+                <w:bCs/>
+                <w:color w:val="111111"/>
+                <w:sz w:val="19"/>
+                <w:szCs w:val="19"/>
+              </w:rPr>
+              <w:t>Async</w:t>
+            </w:r>
+            <w:proofErr w:type="spellEnd"/>
+            <w:r>
+              <w:rPr>
+                <w:rFonts w:ascii="Arial" w:eastAsia="Arial" w:hAnsi="Arial" w:cs="Arial"/>
+                <w:b/>
+                <w:bCs/>
+                <w:color w:val="111111"/>
+                <w:sz w:val="19"/>
+                <w:szCs w:val="19"/>
+              </w:rPr>
+              <w:t xml:space="preserve"> Patterns (Promises, </w:t>
+            </w:r>
+            <w:proofErr w:type="spellStart"/>
+            <w:r>
+              <w:rPr>
+                <w:rFonts w:ascii="Arial" w:eastAsia="Arial" w:hAnsi="Arial" w:cs="Arial"/>
+                <w:b/>
+                <w:bCs/>
+                <w:color w:val="111111"/>
+                <w:sz w:val="19"/>
+                <w:szCs w:val="19"/>
+              </w:rPr>
+              <w:t>async</w:t>
+            </w:r>
+            <w:proofErr w:type="spellEnd"/>
+            <w:r>
+              <w:rPr>
+                <w:rFonts w:ascii="Arial" w:eastAsia="Arial" w:hAnsi="Arial" w:cs="Arial"/>
+                <w:b/>
+                <w:bCs/>
+                <w:color w:val="111111"/>
+                <w:sz w:val="19"/>
+                <w:szCs w:val="19"/>
+              </w:rPr>
+              <w:t>/await)</w:t>
             </w:r>
           </w:p>
         </w:tc>
@@ -419,12 +519,6 @@
         </w:tc>
       </w:tr>
       <w:tr>
-        <w:tblPrEx>
-          <w:tblCellMar>
-            <w:top w:w="0" w:type="dxa"/>
-            <w:bottom w:w="0" w:type="dxa"/>
-          </w:tblCellMar>
-        </w:tblPrEx>
         <w:tc>
           <w:tcPr>
             <w:tcW w:w="1250" w:type="pct"/>
@@ -547,39 +641,57 @@
         </w:tc>
       </w:tr>
       <w:tr>
-        <w:tblPrEx>
-          <w:tblCellMar>
-            <w:top w:w="0" w:type="dxa"/>
-            <w:bottom w:w="0" w:type="dxa"/>
-          </w:tblCellMar>
-        </w:tblPrEx>
-        <w:tc>
-          <w:tcPr>
-            <w:tcW w:w="1250" w:type="pct"/>
-            <w:tcBorders>
-              <w:top w:val="none" w:sz="0" w:space="0" w:color="FFFFFF"/>
-              <w:left w:val="none" w:sz="0" w:space="0" w:color="FFFFFF"/>
-              <w:bottom w:val="single" w:sz="4" w:space="0" w:color="CFD5CC"/>
-              <w:right w:val="none" w:sz="0" w:space="0" w:color="FFFFFF"/>
-            </w:tcBorders>
-            <w:tcMar>
-              <w:top w:w="0" w:type="dxa"/>
-              <w:left w:w="0" w:type="dxa"/>
-              <w:bottom w:w="40" w:type="dxa"/>
-              <w:right w:w="0" w:type="dxa"/>
-            </w:tcMar>
-          </w:tcPr>
-          <w:p>
-            <w:r>
-              <w:rPr>
-                <w:rFonts w:ascii="Arial" w:eastAsia="Arial" w:hAnsi="Arial" w:cs="Arial"/>
-                <w:b/>
-                <w:bCs/>
-                <w:color w:val="111111"/>
-                <w:sz w:val="19"/>
-                <w:szCs w:val="19"/>
-              </w:rPr>
-              <w:t>State Management (Context, Redux patterns)</w:t>
+        <w:tc>
+          <w:tcPr>
+            <w:tcW w:w="1250" w:type="pct"/>
+            <w:tcBorders>
+              <w:top w:val="none" w:sz="0" w:space="0" w:color="FFFFFF"/>
+              <w:left w:val="none" w:sz="0" w:space="0" w:color="FFFFFF"/>
+              <w:bottom w:val="single" w:sz="4" w:space="0" w:color="CFD5CC"/>
+              <w:right w:val="none" w:sz="0" w:space="0" w:color="FFFFFF"/>
+            </w:tcBorders>
+            <w:tcMar>
+              <w:top w:w="0" w:type="dxa"/>
+              <w:left w:w="0" w:type="dxa"/>
+              <w:bottom w:w="40" w:type="dxa"/>
+              <w:right w:w="0" w:type="dxa"/>
+            </w:tcMar>
+          </w:tcPr>
+          <w:p>
+            <w:r>
+              <w:rPr>
+                <w:rFonts w:ascii="Arial" w:eastAsia="Arial" w:hAnsi="Arial" w:cs="Arial"/>
+                <w:b/>
+                <w:bCs/>
+                <w:color w:val="111111"/>
+                <w:sz w:val="19"/>
+                <w:szCs w:val="19"/>
+              </w:rPr>
+              <w:t xml:space="preserve">State Management (Context, </w:t>
+            </w:r>
+            <w:proofErr w:type="spellStart"/>
+            <w:r>
+              <w:rPr>
+                <w:rFonts w:ascii="Arial" w:eastAsia="Arial" w:hAnsi="Arial" w:cs="Arial"/>
+                <w:b/>
+                <w:bCs/>
+                <w:color w:val="111111"/>
+                <w:sz w:val="19"/>
+                <w:szCs w:val="19"/>
+              </w:rPr>
+              <w:t>Redux</w:t>
+            </w:r>
+            <w:proofErr w:type="spellEnd"/>
+            <w:r>
+              <w:rPr>
+                <w:rFonts w:ascii="Arial" w:eastAsia="Arial" w:hAnsi="Arial" w:cs="Arial"/>
+                <w:b/>
+                <w:bCs/>
+                <w:color w:val="111111"/>
+                <w:sz w:val="19"/>
+                <w:szCs w:val="19"/>
+              </w:rPr>
+              <w:t xml:space="preserve"> patterns)</w:t>
             </w:r>
           </w:p>
         </w:tc>
@@ -675,12 +787,6 @@
         </w:tc>
       </w:tr>
       <w:tr>
-        <w:tblPrEx>
-          <w:tblCellMar>
-            <w:top w:w="0" w:type="dxa"/>
-            <w:bottom w:w="0" w:type="dxa"/>
-          </w:tblCellMar>
-        </w:tblPrEx>
         <w:tc>
           <w:tcPr>
             <w:tcW w:w="1250" w:type="pct"/>
@@ -803,12 +909,6 @@
         </w:tc>
       </w:tr>
       <w:tr>
-        <w:tblPrEx>
-          <w:tblCellMar>
-            <w:top w:w="0" w:type="dxa"/>
-            <w:bottom w:w="0" w:type="dxa"/>
-          </w:tblCellMar>
-        </w:tblPrEx>
         <w:tc>
           <w:tcPr>
             <w:tcW w:w="1250" w:type="pct"/>
@@ -856,16 +956,29 @@
             </w:tcMar>
           </w:tcPr>
           <w:p>
-            <w:r>
-              <w:rPr>
-                <w:rFonts w:ascii="Arial" w:eastAsia="Arial" w:hAnsi="Arial" w:cs="Arial"/>
-                <w:b/>
-                <w:bCs/>
-                <w:color w:val="111111"/>
-                <w:sz w:val="19"/>
-                <w:szCs w:val="19"/>
-              </w:rPr>
-              <w:t>Microservices &amp; Modular Monoliths</w:t>
+            <w:proofErr w:type="spellStart"/>
+            <w:r>
+              <w:rPr>
+                <w:rFonts w:ascii="Arial" w:eastAsia="Arial" w:hAnsi="Arial" w:cs="Arial"/>
+                <w:b/>
+                <w:bCs/>
+                <w:color w:val="111111"/>
+                <w:sz w:val="19"/>
+                <w:szCs w:val="19"/>
+              </w:rPr>
+              <w:t>Microservices</w:t>
+            </w:r>
+            <w:proofErr w:type="spellEnd"/>
+            <w:r>
+              <w:rPr>
+                <w:rFonts w:ascii="Arial" w:eastAsia="Arial" w:hAnsi="Arial" w:cs="Arial"/>
+                <w:b/>
+                <w:bCs/>
+                <w:color w:val="111111"/>
+                <w:sz w:val="19"/>
+                <w:szCs w:val="19"/>
+              </w:rPr>
+              <w:t xml:space="preserve"> &amp; Modular Monoliths</w:t>
             </w:r>
           </w:p>
         </w:tc>
@@ -931,39 +1044,46 @@
         </w:tc>
       </w:tr>
       <w:tr>
-        <w:tblPrEx>
-          <w:tblCellMar>
-            <w:top w:w="0" w:type="dxa"/>
-            <w:bottom w:w="0" w:type="dxa"/>
-          </w:tblCellMar>
-        </w:tblPrEx>
-        <w:tc>
-          <w:tcPr>
-            <w:tcW w:w="1250" w:type="pct"/>
-            <w:tcBorders>
-              <w:top w:val="none" w:sz="0" w:space="0" w:color="FFFFFF"/>
-              <w:left w:val="none" w:sz="0" w:space="0" w:color="FFFFFF"/>
-              <w:bottom w:val="single" w:sz="4" w:space="0" w:color="CFD5CC"/>
-              <w:right w:val="none" w:sz="0" w:space="0" w:color="FFFFFF"/>
-            </w:tcBorders>
-            <w:tcMar>
-              <w:top w:w="0" w:type="dxa"/>
-              <w:left w:w="0" w:type="dxa"/>
-              <w:bottom w:w="40" w:type="dxa"/>
-              <w:right w:w="0" w:type="dxa"/>
-            </w:tcMar>
-          </w:tcPr>
-          <w:p>
-            <w:r>
-              <w:rPr>
-                <w:rFonts w:ascii="Arial" w:eastAsia="Arial" w:hAnsi="Arial" w:cs="Arial"/>
-                <w:b/>
-                <w:bCs/>
-                <w:color w:val="111111"/>
-                <w:sz w:val="19"/>
-                <w:szCs w:val="19"/>
-              </w:rPr>
-              <w:t>Idempotency &amp; Exactly-once Strategies</w:t>
+        <w:tc>
+          <w:tcPr>
+            <w:tcW w:w="1250" w:type="pct"/>
+            <w:tcBorders>
+              <w:top w:val="none" w:sz="0" w:space="0" w:color="FFFFFF"/>
+              <w:left w:val="none" w:sz="0" w:space="0" w:color="FFFFFF"/>
+              <w:bottom w:val="single" w:sz="4" w:space="0" w:color="CFD5CC"/>
+              <w:right w:val="none" w:sz="0" w:space="0" w:color="FFFFFF"/>
+            </w:tcBorders>
+            <w:tcMar>
+              <w:top w:w="0" w:type="dxa"/>
+              <w:left w:w="0" w:type="dxa"/>
+              <w:bottom w:w="40" w:type="dxa"/>
+              <w:right w:w="0" w:type="dxa"/>
+            </w:tcMar>
+          </w:tcPr>
+          <w:p>
+            <w:proofErr w:type="spellStart"/>
+            <w:r>
+              <w:rPr>
+                <w:rFonts w:ascii="Arial" w:eastAsia="Arial" w:hAnsi="Arial" w:cs="Arial"/>
+                <w:b/>
+                <w:bCs/>
+                <w:color w:val="111111"/>
+                <w:sz w:val="19"/>
+                <w:szCs w:val="19"/>
+              </w:rPr>
+              <w:t>Idempotency</w:t>
+            </w:r>
+            <w:proofErr w:type="spellEnd"/>
+            <w:r>
+              <w:rPr>
+                <w:rFonts w:ascii="Arial" w:eastAsia="Arial" w:hAnsi="Arial" w:cs="Arial"/>
+                <w:b/>
+                <w:bCs/>
+                <w:color w:val="111111"/>
+                <w:sz w:val="19"/>
+                <w:szCs w:val="19"/>
+              </w:rPr>
+              <w:t xml:space="preserve"> &amp; Exactly-once Strategies</w:t>
             </w:r>
           </w:p>
         </w:tc>
@@ -1059,50 +1179,33 @@
         </w:tc>
       </w:tr>
       <w:tr>
-        <w:tblPrEx>
-          <w:tblCellMar>
-            <w:top w:w="0" w:type="dxa"/>
-            <w:bottom w:w="0" w:type="dxa"/>
-          </w:tblCellMar>
-        </w:tblPrEx>
-        <w:tc>
-          <w:tcPr>
-            <w:tcW w:w="1250" w:type="pct"/>
-            <w:tcBorders>
-              <w:top w:val="none" w:sz="0" w:space="0" w:color="FFFFFF"/>
-              <w:left w:val="none" w:sz="0" w:space="0" w:color="FFFFFF"/>
-              <w:bottom w:val="single" w:sz="4" w:space="0" w:color="CFD5CC"/>
-              <w:right w:val="none" w:sz="0" w:space="0" w:color="FFFFFF"/>
-            </w:tcBorders>
-            <w:tcMar>
-              <w:top w:w="0" w:type="dxa"/>
-              <w:left w:w="0" w:type="dxa"/>
-              <w:bottom w:w="40" w:type="dxa"/>
-              <w:right w:w="0" w:type="dxa"/>
-            </w:tcMar>
-          </w:tcPr>
-          <w:p>
-            <w:r>
-              <w:rPr>
-                <w:rFonts w:ascii="Arial" w:eastAsia="Arial" w:hAnsi="Arial" w:cs="Arial"/>
-                <w:b/>
-                <w:bCs/>
-                <w:color w:val="111111"/>
-                <w:sz w:val="19"/>
-                <w:szCs w:val="19"/>
-              </w:rPr>
-              <w:t xml:space="preserve">Authentication &amp; Authorization (JWT/OAuth2 </w:t>
-            </w:r>
-            <w:r>
-              <w:rPr>
-                <w:rFonts w:ascii="Arial" w:eastAsia="Arial" w:hAnsi="Arial" w:cs="Arial"/>
-                <w:b/>
-                <w:bCs/>
-                <w:color w:val="111111"/>
-                <w:sz w:val="19"/>
-                <w:szCs w:val="19"/>
-              </w:rPr>
-              <w:t>patterns)</w:t>
+        <w:tc>
+          <w:tcPr>
+            <w:tcW w:w="1250" w:type="pct"/>
+            <w:tcBorders>
+              <w:top w:val="none" w:sz="0" w:space="0" w:color="FFFFFF"/>
+              <w:left w:val="none" w:sz="0" w:space="0" w:color="FFFFFF"/>
+              <w:bottom w:val="single" w:sz="4" w:space="0" w:color="CFD5CC"/>
+              <w:right w:val="none" w:sz="0" w:space="0" w:color="FFFFFF"/>
+            </w:tcBorders>
+            <w:tcMar>
+              <w:top w:w="0" w:type="dxa"/>
+              <w:left w:w="0" w:type="dxa"/>
+              <w:bottom w:w="40" w:type="dxa"/>
+              <w:right w:w="0" w:type="dxa"/>
+            </w:tcMar>
+          </w:tcPr>
+          <w:p>
+            <w:r>
+              <w:rPr>
+                <w:rFonts w:ascii="Arial" w:eastAsia="Arial" w:hAnsi="Arial" w:cs="Arial"/>
+                <w:b/>
+                <w:bCs/>
+                <w:color w:val="111111"/>
+                <w:sz w:val="19"/>
+                <w:szCs w:val="19"/>
+              </w:rPr>
+              <w:t>Authentication &amp; Authorization (JWT/OAuth2 patterns)</w:t>
             </w:r>
           </w:p>
         </w:tc>
@@ -1153,16 +1256,29 @@
             </w:tcMar>
           </w:tcPr>
           <w:p>
-            <w:r>
-              <w:rPr>
-                <w:rFonts w:ascii="Arial" w:eastAsia="Arial" w:hAnsi="Arial" w:cs="Arial"/>
-                <w:b/>
-                <w:bCs/>
-                <w:color w:val="111111"/>
-                <w:sz w:val="19"/>
-                <w:szCs w:val="19"/>
-              </w:rPr>
-              <w:t>Serverless Architecture</w:t>
+            <w:proofErr w:type="spellStart"/>
+            <w:r>
+              <w:rPr>
+                <w:rFonts w:ascii="Arial" w:eastAsia="Arial" w:hAnsi="Arial" w:cs="Arial"/>
+                <w:b/>
+                <w:bCs/>
+                <w:color w:val="111111"/>
+                <w:sz w:val="19"/>
+                <w:szCs w:val="19"/>
+              </w:rPr>
+              <w:t>Serverless</w:t>
+            </w:r>
+            <w:proofErr w:type="spellEnd"/>
+            <w:r>
+              <w:rPr>
+                <w:rFonts w:ascii="Arial" w:eastAsia="Arial" w:hAnsi="Arial" w:cs="Arial"/>
+                <w:b/>
+                <w:bCs/>
+                <w:color w:val="111111"/>
+                <w:sz w:val="19"/>
+                <w:szCs w:val="19"/>
+              </w:rPr>
+              <w:t xml:space="preserve"> Architecture</w:t>
             </w:r>
           </w:p>
         </w:tc>
@@ -1198,12 +1314,6 @@
         </w:tc>
       </w:tr>
       <w:tr>
-        <w:tblPrEx>
-          <w:tblCellMar>
-            <w:top w:w="0" w:type="dxa"/>
-            <w:bottom w:w="0" w:type="dxa"/>
-          </w:tblCellMar>
-        </w:tblPrEx>
         <w:tc>
           <w:tcPr>
             <w:tcW w:w="1250" w:type="pct"/>
@@ -1281,6 +1391,7 @@
             </w:tcMar>
           </w:tcPr>
           <w:p>
+            <w:proofErr w:type="spellStart"/>
             <w:r>
               <w:rPr>
                 <w:rFonts w:ascii="Arial" w:eastAsia="Arial" w:hAnsi="Arial" w:cs="Arial"/>
@@ -1292,6 +1403,7 @@
               </w:rPr>
               <w:t>CloudWatch</w:t>
             </w:r>
+            <w:proofErr w:type="spellEnd"/>
           </w:p>
         </w:tc>
         <w:tc>
@@ -1326,12 +1438,6 @@
         </w:tc>
       </w:tr>
       <w:tr>
-        <w:tblPrEx>
-          <w:tblCellMar>
-            <w:top w:w="0" w:type="dxa"/>
-            <w:bottom w:w="0" w:type="dxa"/>
-          </w:tblCellMar>
-        </w:tblPrEx>
         <w:tc>
           <w:tcPr>
             <w:tcW w:w="1250" w:type="pct"/>
@@ -1454,29 +1560,24 @@
         </w:tc>
       </w:tr>
       <w:tr>
-        <w:tblPrEx>
-          <w:tblCellMar>
-            <w:top w:w="0" w:type="dxa"/>
-            <w:bottom w:w="0" w:type="dxa"/>
-          </w:tblCellMar>
-        </w:tblPrEx>
-        <w:tc>
-          <w:tcPr>
-            <w:tcW w:w="1250" w:type="pct"/>
-            <w:tcBorders>
-              <w:top w:val="none" w:sz="0" w:space="0" w:color="FFFFFF"/>
-              <w:left w:val="none" w:sz="0" w:space="0" w:color="FFFFFF"/>
-              <w:bottom w:val="single" w:sz="4" w:space="0" w:color="CFD5CC"/>
-              <w:right w:val="none" w:sz="0" w:space="0" w:color="FFFFFF"/>
-            </w:tcBorders>
-            <w:tcMar>
-              <w:top w:w="0" w:type="dxa"/>
-              <w:left w:w="0" w:type="dxa"/>
-              <w:bottom w:w="40" w:type="dxa"/>
-              <w:right w:w="0" w:type="dxa"/>
-            </w:tcMar>
-          </w:tcPr>
-          <w:p>
+        <w:tc>
+          <w:tcPr>
+            <w:tcW w:w="1250" w:type="pct"/>
+            <w:tcBorders>
+              <w:top w:val="none" w:sz="0" w:space="0" w:color="FFFFFF"/>
+              <w:left w:val="none" w:sz="0" w:space="0" w:color="FFFFFF"/>
+              <w:bottom w:val="single" w:sz="4" w:space="0" w:color="CFD5CC"/>
+              <w:right w:val="none" w:sz="0" w:space="0" w:color="FFFFFF"/>
+            </w:tcBorders>
+            <w:tcMar>
+              <w:top w:w="0" w:type="dxa"/>
+              <w:left w:w="0" w:type="dxa"/>
+              <w:bottom w:w="40" w:type="dxa"/>
+              <w:right w:w="0" w:type="dxa"/>
+            </w:tcMar>
+          </w:tcPr>
+          <w:p>
+            <w:proofErr w:type="spellStart"/>
             <w:r>
               <w:rPr>
                 <w:rFonts w:ascii="Arial" w:eastAsia="Arial" w:hAnsi="Arial" w:cs="Arial"/>
@@ -1488,6 +1589,7 @@
               </w:rPr>
               <w:t>PostgreSQL</w:t>
             </w:r>
+            <w:proofErr w:type="spellEnd"/>
           </w:p>
         </w:tc>
         <w:tc>
@@ -1537,16 +1639,29 @@
             </w:tcMar>
           </w:tcPr>
           <w:p>
-            <w:r>
-              <w:rPr>
-                <w:rFonts w:ascii="Arial" w:eastAsia="Arial" w:hAnsi="Arial" w:cs="Arial"/>
-                <w:b/>
-                <w:bCs/>
-                <w:color w:val="111111"/>
-                <w:sz w:val="19"/>
-                <w:szCs w:val="19"/>
-              </w:rPr>
-              <w:t>NoSQL Concepts</w:t>
+            <w:proofErr w:type="spellStart"/>
+            <w:r>
+              <w:rPr>
+                <w:rFonts w:ascii="Arial" w:eastAsia="Arial" w:hAnsi="Arial" w:cs="Arial"/>
+                <w:b/>
+                <w:bCs/>
+                <w:color w:val="111111"/>
+                <w:sz w:val="19"/>
+                <w:szCs w:val="19"/>
+              </w:rPr>
+              <w:t>NoSQL</w:t>
+            </w:r>
+            <w:proofErr w:type="spellEnd"/>
+            <w:r>
+              <w:rPr>
+                <w:rFonts w:ascii="Arial" w:eastAsia="Arial" w:hAnsi="Arial" w:cs="Arial"/>
+                <w:b/>
+                <w:bCs/>
+                <w:color w:val="111111"/>
+                <w:sz w:val="19"/>
+                <w:szCs w:val="19"/>
+              </w:rPr>
+              <w:t xml:space="preserve"> Concepts</w:t>
             </w:r>
           </w:p>
         </w:tc>
@@ -1582,12 +1697,6 @@
         </w:tc>
       </w:tr>
       <w:tr>
-        <w:tblPrEx>
-          <w:tblCellMar>
-            <w:top w:w="0" w:type="dxa"/>
-            <w:bottom w:w="0" w:type="dxa"/>
-          </w:tblCellMar>
-        </w:tblPrEx>
         <w:tc>
           <w:tcPr>
             <w:tcW w:w="1250" w:type="pct"/>
@@ -1644,8 +1753,21 @@
                 <w:sz w:val="19"/>
                 <w:szCs w:val="19"/>
               </w:rPr>
-              <w:t>Data Modeling for SaaS</w:t>
-            </w:r>
+              <w:t xml:space="preserve">Data Modeling for </w:t>
+            </w:r>
+            <w:proofErr w:type="spellStart"/>
+            <w:r>
+              <w:rPr>
+                <w:rFonts w:ascii="Arial" w:eastAsia="Arial" w:hAnsi="Arial" w:cs="Arial"/>
+                <w:b/>
+                <w:bCs/>
+                <w:color w:val="111111"/>
+                <w:sz w:val="19"/>
+                <w:szCs w:val="19"/>
+              </w:rPr>
+              <w:t>SaaS</w:t>
+            </w:r>
+            <w:proofErr w:type="spellEnd"/>
           </w:p>
         </w:tc>
         <w:tc>
@@ -1695,6 +1817,7 @@
             </w:tcMar>
           </w:tcPr>
           <w:p>
+            <w:proofErr w:type="spellStart"/>
             <w:r>
               <w:rPr>
                 <w:rFonts w:ascii="Arial" w:eastAsia="Arial" w:hAnsi="Arial" w:cs="Arial"/>
@@ -1706,16 +1829,11 @@
               </w:rPr>
               <w:t>Docker</w:t>
             </w:r>
+            <w:proofErr w:type="spellEnd"/>
           </w:p>
         </w:tc>
       </w:tr>
       <w:tr>
-        <w:tblPrEx>
-          <w:tblCellMar>
-            <w:top w:w="0" w:type="dxa"/>
-            <w:bottom w:w="0" w:type="dxa"/>
-          </w:tblCellMar>
-        </w:tblPrEx>
         <w:tc>
           <w:tcPr>
             <w:tcW w:w="1250" w:type="pct"/>
@@ -1763,16 +1881,29 @@
             </w:tcMar>
           </w:tcPr>
           <w:p>
-            <w:r>
-              <w:rPr>
-                <w:rFonts w:ascii="Arial" w:eastAsia="Arial" w:hAnsi="Arial" w:cs="Arial"/>
-                <w:b/>
-                <w:bCs/>
-                <w:color w:val="111111"/>
-                <w:sz w:val="19"/>
-                <w:szCs w:val="19"/>
-              </w:rPr>
-              <w:t>GitHub Workflows</w:t>
+            <w:proofErr w:type="spellStart"/>
+            <w:r>
+              <w:rPr>
+                <w:rFonts w:ascii="Arial" w:eastAsia="Arial" w:hAnsi="Arial" w:cs="Arial"/>
+                <w:b/>
+                <w:bCs/>
+                <w:color w:val="111111"/>
+                <w:sz w:val="19"/>
+                <w:szCs w:val="19"/>
+              </w:rPr>
+              <w:t>GitHub</w:t>
+            </w:r>
+            <w:proofErr w:type="spellEnd"/>
+            <w:r>
+              <w:rPr>
+                <w:rFonts w:ascii="Arial" w:eastAsia="Arial" w:hAnsi="Arial" w:cs="Arial"/>
+                <w:b/>
+                <w:bCs/>
+                <w:color w:val="111111"/>
+                <w:sz w:val="19"/>
+                <w:szCs w:val="19"/>
+              </w:rPr>
+              <w:t xml:space="preserve"> Workflows</w:t>
             </w:r>
           </w:p>
         </w:tc>
@@ -1838,12 +1969,6 @@
         </w:tc>
       </w:tr>
       <w:tr>
-        <w:tblPrEx>
-          <w:tblCellMar>
-            <w:top w:w="0" w:type="dxa"/>
-            <w:bottom w:w="0" w:type="dxa"/>
-          </w:tblCellMar>
-        </w:tblPrEx>
         <w:tc>
           <w:tcPr>
             <w:tcW w:w="1250" w:type="pct"/>
@@ -1891,16 +2016,29 @@
             </w:tcMar>
           </w:tcPr>
           <w:p>
-            <w:r>
-              <w:rPr>
-                <w:rFonts w:ascii="Arial" w:eastAsia="Arial" w:hAnsi="Arial" w:cs="Arial"/>
-                <w:b/>
-                <w:bCs/>
-                <w:color w:val="111111"/>
-                <w:sz w:val="19"/>
-                <w:szCs w:val="19"/>
-              </w:rPr>
-              <w:t>Observability (structured logs, metrics, tracing concepts)</w:t>
+            <w:proofErr w:type="spellStart"/>
+            <w:r>
+              <w:rPr>
+                <w:rFonts w:ascii="Arial" w:eastAsia="Arial" w:hAnsi="Arial" w:cs="Arial"/>
+                <w:b/>
+                <w:bCs/>
+                <w:color w:val="111111"/>
+                <w:sz w:val="19"/>
+                <w:szCs w:val="19"/>
+              </w:rPr>
+              <w:t>Observability</w:t>
+            </w:r>
+            <w:proofErr w:type="spellEnd"/>
+            <w:r>
+              <w:rPr>
+                <w:rFonts w:ascii="Arial" w:eastAsia="Arial" w:hAnsi="Arial" w:cs="Arial"/>
+                <w:b/>
+                <w:bCs/>
+                <w:color w:val="111111"/>
+                <w:sz w:val="19"/>
+                <w:szCs w:val="19"/>
+              </w:rPr>
+              <w:t xml:space="preserve"> (structured logs, metrics, tracing concepts)</w:t>
             </w:r>
           </w:p>
         </w:tc>
@@ -1966,12 +2104,6 @@
         </w:tc>
       </w:tr>
       <w:tr>
-        <w:tblPrEx>
-          <w:tblCellMar>
-            <w:top w:w="0" w:type="dxa"/>
-            <w:bottom w:w="0" w:type="dxa"/>
-          </w:tblCellMar>
-        </w:tblPrEx>
         <w:tc>
           <w:tcPr>
             <w:tcW w:w="1250" w:type="pct"/>
@@ -2019,16 +2151,29 @@
             </w:tcMar>
           </w:tcPr>
           <w:p>
-            <w:r>
-              <w:rPr>
-                <w:rFonts w:ascii="Arial" w:eastAsia="Arial" w:hAnsi="Arial" w:cs="Arial"/>
-                <w:b/>
-                <w:bCs/>
-                <w:color w:val="111111"/>
-                <w:sz w:val="19"/>
-                <w:szCs w:val="19"/>
-              </w:rPr>
-              <w:t>Webhooks (verification, retries, signing)</w:t>
+            <w:proofErr w:type="spellStart"/>
+            <w:r>
+              <w:rPr>
+                <w:rFonts w:ascii="Arial" w:eastAsia="Arial" w:hAnsi="Arial" w:cs="Arial"/>
+                <w:b/>
+                <w:bCs/>
+                <w:color w:val="111111"/>
+                <w:sz w:val="19"/>
+                <w:szCs w:val="19"/>
+              </w:rPr>
+              <w:t>Webhooks</w:t>
+            </w:r>
+            <w:proofErr w:type="spellEnd"/>
+            <w:r>
+              <w:rPr>
+                <w:rFonts w:ascii="Arial" w:eastAsia="Arial" w:hAnsi="Arial" w:cs="Arial"/>
+                <w:b/>
+                <w:bCs/>
+                <w:color w:val="111111"/>
+                <w:sz w:val="19"/>
+                <w:szCs w:val="19"/>
+              </w:rPr>
+              <w:t xml:space="preserve"> (verification, retries, signing)</w:t>
             </w:r>
           </w:p>
         </w:tc>
@@ -2088,29 +2233,12 @@
                 <w:sz w:val="19"/>
                 <w:szCs w:val="19"/>
               </w:rPr>
-              <w:t xml:space="preserve">Robust Error Handling &amp; </w:t>
-            </w:r>
-            <w:r>
-              <w:rPr>
-                <w:rFonts w:ascii="Arial" w:eastAsia="Arial" w:hAnsi="Arial" w:cs="Arial"/>
-                <w:b/>
-                <w:bCs/>
-                <w:color w:val="111111"/>
-                <w:sz w:val="19"/>
-                <w:szCs w:val="19"/>
-              </w:rPr>
-              <w:t>Retry Policies</w:t>
+              <w:t>Robust Error Handling &amp; Retry Policies</w:t>
             </w:r>
           </w:p>
         </w:tc>
       </w:tr>
       <w:tr>
-        <w:tblPrEx>
-          <w:tblCellMar>
-            <w:top w:w="0" w:type="dxa"/>
-            <w:bottom w:w="0" w:type="dxa"/>
-          </w:tblCellMar>
-        </w:tblPrEx>
         <w:tc>
           <w:tcPr>
             <w:tcW w:w="1250" w:type="pct"/>
@@ -2233,39 +2361,57 @@
         </w:tc>
       </w:tr>
       <w:tr>
-        <w:tblPrEx>
-          <w:tblCellMar>
-            <w:top w:w="0" w:type="dxa"/>
-            <w:bottom w:w="0" w:type="dxa"/>
-          </w:tblCellMar>
-        </w:tblPrEx>
-        <w:tc>
-          <w:tcPr>
-            <w:tcW w:w="1250" w:type="pct"/>
-            <w:tcBorders>
-              <w:top w:val="none" w:sz="0" w:space="0" w:color="FFFFFF"/>
-              <w:left w:val="none" w:sz="0" w:space="0" w:color="FFFFFF"/>
-              <w:bottom w:val="single" w:sz="4" w:space="0" w:color="CFD5CC"/>
-              <w:right w:val="none" w:sz="0" w:space="0" w:color="FFFFFF"/>
-            </w:tcBorders>
-            <w:tcMar>
-              <w:top w:w="0" w:type="dxa"/>
-              <w:left w:w="0" w:type="dxa"/>
-              <w:bottom w:w="40" w:type="dxa"/>
-              <w:right w:w="0" w:type="dxa"/>
-            </w:tcMar>
-          </w:tcPr>
-          <w:p>
-            <w:r>
-              <w:rPr>
-                <w:rFonts w:ascii="Arial" w:eastAsia="Arial" w:hAnsi="Arial" w:cs="Arial"/>
-                <w:b/>
-                <w:bCs/>
-                <w:color w:val="111111"/>
-                <w:sz w:val="19"/>
-                <w:szCs w:val="19"/>
-              </w:rPr>
-              <w:t>Agile Delivery (Scrum/Kanban)</w:t>
+        <w:tc>
+          <w:tcPr>
+            <w:tcW w:w="1250" w:type="pct"/>
+            <w:tcBorders>
+              <w:top w:val="none" w:sz="0" w:space="0" w:color="FFFFFF"/>
+              <w:left w:val="none" w:sz="0" w:space="0" w:color="FFFFFF"/>
+              <w:bottom w:val="single" w:sz="4" w:space="0" w:color="CFD5CC"/>
+              <w:right w:val="none" w:sz="0" w:space="0" w:color="FFFFFF"/>
+            </w:tcBorders>
+            <w:tcMar>
+              <w:top w:w="0" w:type="dxa"/>
+              <w:left w:w="0" w:type="dxa"/>
+              <w:bottom w:w="40" w:type="dxa"/>
+              <w:right w:w="0" w:type="dxa"/>
+            </w:tcMar>
+          </w:tcPr>
+          <w:p>
+            <w:r>
+              <w:rPr>
+                <w:rFonts w:ascii="Arial" w:eastAsia="Arial" w:hAnsi="Arial" w:cs="Arial"/>
+                <w:b/>
+                <w:bCs/>
+                <w:color w:val="111111"/>
+                <w:sz w:val="19"/>
+                <w:szCs w:val="19"/>
+              </w:rPr>
+              <w:t>Agile Delivery (Scrum/</w:t>
+            </w:r>
+            <w:proofErr w:type="spellStart"/>
+            <w:r>
+              <w:rPr>
+                <w:rFonts w:ascii="Arial" w:eastAsia="Arial" w:hAnsi="Arial" w:cs="Arial"/>
+                <w:b/>
+                <w:bCs/>
+                <w:color w:val="111111"/>
+                <w:sz w:val="19"/>
+                <w:szCs w:val="19"/>
+              </w:rPr>
+              <w:t>Kanban</w:t>
+            </w:r>
+            <w:proofErr w:type="spellEnd"/>
+            <w:r>
+              <w:rPr>
+                <w:rFonts w:ascii="Arial" w:eastAsia="Arial" w:hAnsi="Arial" w:cs="Arial"/>
+                <w:b/>
+                <w:bCs/>
+                <w:color w:val="111111"/>
+                <w:sz w:val="19"/>
+                <w:szCs w:val="19"/>
+              </w:rPr>
+              <w:t>)</w:t>
             </w:r>
           </w:p>
         </w:tc>
@@ -2407,340 +2553,9 @@
           <w:sz w:val="21"/>
           <w:szCs w:val="21"/>
         </w:rPr>
-        <w:t>Web Venturez LLC</w:t>
-      </w:r>
-    </w:p>
-    <w:p>
-      <w:r>
-        <w:rPr>
-          <w:rFonts w:ascii="Arial" w:eastAsia="Arial" w:hAnsi="Arial" w:cs="Arial"/>
-          <w:color w:val="4B5563"/>
-          <w:sz w:val="19"/>
-          <w:szCs w:val="19"/>
-        </w:rPr>
-        <w:t>February 2020 - October 2025</w:t>
-      </w:r>
-    </w:p>
-    <w:p>
-      <w:pPr>
-        <w:spacing w:after="40"/>
-        <w:ind w:left="240"/>
-        <w:jc w:val="both"/>
-      </w:pPr>
-      <w:r>
-        <w:rPr>
-          <w:rFonts w:ascii="Arial" w:eastAsia="Arial" w:hAnsi="Arial" w:cs="Arial"/>
-          <w:color w:val="111111"/>
-        </w:rPr>
-        <w:t>- Owned core SaaS product development across Node.js services and React/Next.js frontends, translating ambiguous requirements into scoped milestones while maintaining delivery velocity and code quality standards.</w:t>
-      </w:r>
-    </w:p>
-    <w:p>
-      <w:pPr>
-        <w:spacing w:after="40"/>
-        <w:ind w:left="240"/>
-        <w:jc w:val="both"/>
-      </w:pPr>
-      <w:r>
-        <w:rPr>
-          <w:rFonts w:ascii="Arial" w:eastAsia="Arial" w:hAnsi="Arial" w:cs="Arial"/>
-          <w:color w:val="111111"/>
-        </w:rPr>
-        <w:lastRenderedPageBreak/>
-        <w:t>- Designed and implemented versioned REST A</w:t>
-      </w:r>
-      <w:r>
-        <w:rPr>
-          <w:rFonts w:ascii="Arial" w:eastAsia="Arial" w:hAnsi="Arial" w:cs="Arial"/>
-          <w:color w:val="111111"/>
-        </w:rPr>
-        <w:t>PIs with consistent validation, pagination, and error contracts, enabling multiple client applications to integrate safely without breaking changes during frequent releases.</w:t>
-      </w:r>
-    </w:p>
-    <w:p>
-      <w:pPr>
-        <w:spacing w:after="40"/>
-        <w:ind w:left="240"/>
-        <w:jc w:val="both"/>
-      </w:pPr>
-      <w:r>
-        <w:rPr>
-          <w:rFonts w:ascii="Arial" w:eastAsia="Arial" w:hAnsi="Arial" w:cs="Arial"/>
-          <w:color w:val="111111"/>
-        </w:rPr>
-        <w:t>- Built serverless and managed-service workloads on AWS to improve scalability and</w:t>
-      </w:r>
-      <w:r>
-        <w:rPr>
-          <w:rFonts w:ascii="Arial" w:eastAsia="Arial" w:hAnsi="Arial" w:cs="Arial"/>
-          <w:color w:val="111111"/>
-        </w:rPr>
-        <w:t xml:space="preserve"> operational efficiency, aligning compute patterns to traffic profiles while reducing infrastructure overhead and deployment risk.</w:t>
-      </w:r>
-    </w:p>
-    <w:p>
-      <w:pPr>
-        <w:spacing w:after="40"/>
-        <w:ind w:left="240"/>
-        <w:jc w:val="both"/>
-      </w:pPr>
-      <w:r>
-        <w:rPr>
-          <w:rFonts w:ascii="Arial" w:eastAsia="Arial" w:hAnsi="Arial" w:cs="Arial"/>
-          <w:color w:val="111111"/>
-        </w:rPr>
-        <w:t>- Implemented resilient integration pipelines with third-party and internal systems using retries, idempotency keys, and reco</w:t>
-      </w:r>
-      <w:r>
-        <w:rPr>
-          <w:rFonts w:ascii="Arial" w:eastAsia="Arial" w:hAnsi="Arial" w:cs="Arial"/>
-          <w:color w:val="111111"/>
-        </w:rPr>
-        <w:t>nciliation jobs, preventing duplicate writes and ensuring eventual consistency under failures.</w:t>
-      </w:r>
-    </w:p>
-    <w:p>
-      <w:pPr>
-        <w:spacing w:after="40"/>
-        <w:ind w:left="240"/>
-        <w:jc w:val="both"/>
-      </w:pPr>
-      <w:r>
-        <w:rPr>
-          <w:rFonts w:ascii="Arial" w:eastAsia="Arial" w:hAnsi="Arial" w:cs="Arial"/>
-          <w:color w:val="111111"/>
-        </w:rPr>
-        <w:t xml:space="preserve">- Delivered performance improvements by profiling API hotspots, introducing caching where appropriate, and reducing N+1 query patterns, resulting in faster page </w:t>
-      </w:r>
-      <w:r>
-        <w:rPr>
-          <w:rFonts w:ascii="Arial" w:eastAsia="Arial" w:hAnsi="Arial" w:cs="Arial"/>
-          <w:color w:val="111111"/>
-        </w:rPr>
-        <w:t>loads and lower backend latency during peak usage.</w:t>
-      </w:r>
-    </w:p>
-    <w:p>
-      <w:pPr>
-        <w:spacing w:after="40"/>
-        <w:ind w:left="240"/>
-        <w:jc w:val="both"/>
-      </w:pPr>
-      <w:r>
-        <w:rPr>
-          <w:rFonts w:ascii="Arial" w:eastAsia="Arial" w:hAnsi="Arial" w:cs="Arial"/>
-          <w:color w:val="111111"/>
-        </w:rPr>
-        <w:t>- Introduced structured logging and actionable metrics across distributed components, enabling faster incident triage, clearer ownership during outages, and measurable reliability improvements over time.</w:t>
-      </w:r>
-    </w:p>
-    <w:p>
-      <w:pPr>
-        <w:spacing w:after="40"/>
-        <w:ind w:left="240"/>
-        <w:jc w:val="both"/>
-      </w:pPr>
-      <w:r>
-        <w:rPr>
-          <w:rFonts w:ascii="Arial" w:eastAsia="Arial" w:hAnsi="Arial" w:cs="Arial"/>
-          <w:color w:val="111111"/>
-        </w:rPr>
-        <w:t>-</w:t>
-      </w:r>
-      <w:r>
-        <w:rPr>
-          <w:rFonts w:ascii="Arial" w:eastAsia="Arial" w:hAnsi="Arial" w:cs="Arial"/>
-          <w:color w:val="111111"/>
-        </w:rPr>
-        <w:t xml:space="preserve"> Built reusable React component patterns and shared UI utilities that improved consistency across modules, reduced duplicated UI logic, and accelerated feature delivery across multiple product areas.</w:t>
-      </w:r>
-    </w:p>
-    <w:p>
-      <w:pPr>
-        <w:spacing w:after="40"/>
-        <w:ind w:left="240"/>
-        <w:jc w:val="both"/>
-      </w:pPr>
-      <w:r>
-        <w:rPr>
-          <w:rFonts w:ascii="Arial" w:eastAsia="Arial" w:hAnsi="Arial" w:cs="Arial"/>
-          <w:color w:val="111111"/>
-        </w:rPr>
-        <w:t xml:space="preserve">- Hardened authentication and authorization flows using </w:t>
-      </w:r>
-      <w:r>
-        <w:rPr>
-          <w:rFonts w:ascii="Arial" w:eastAsia="Arial" w:hAnsi="Arial" w:cs="Arial"/>
-          <w:color w:val="111111"/>
-        </w:rPr>
-        <w:t>secure token handling and least-privilege access patterns, reducing security risk while keeping developer workflows practical and auditable.</w:t>
-      </w:r>
-    </w:p>
-    <w:p>
-      <w:pPr>
-        <w:spacing w:after="40"/>
-        <w:ind w:left="240"/>
-        <w:jc w:val="both"/>
-      </w:pPr>
-      <w:r>
-        <w:rPr>
-          <w:rFonts w:ascii="Arial" w:eastAsia="Arial" w:hAnsi="Arial" w:cs="Arial"/>
-          <w:color w:val="111111"/>
-        </w:rPr>
-        <w:t>- Led end-to-end feature ownership from design through rollout, including migration planning, backward compatibilit</w:t>
-      </w:r>
-      <w:r>
-        <w:rPr>
-          <w:rFonts w:ascii="Arial" w:eastAsia="Arial" w:hAnsi="Arial" w:cs="Arial"/>
-          <w:color w:val="111111"/>
-        </w:rPr>
-        <w:t>y strategies, and post-release monitoring to ensure stable adoption for enterprise customers.</w:t>
-      </w:r>
-    </w:p>
-    <w:p>
-      <w:pPr>
-        <w:spacing w:after="40"/>
-        <w:ind w:left="240"/>
-        <w:jc w:val="both"/>
-      </w:pPr>
-      <w:r>
-        <w:rPr>
-          <w:rFonts w:ascii="Arial" w:eastAsia="Arial" w:hAnsi="Arial" w:cs="Arial"/>
-          <w:color w:val="111111"/>
-        </w:rPr>
-        <w:t>- Improved developer productivity by refining CI/CD steps, tightening test feedback loops, and documenting runbooks, which reduced deployment friction and improve</w:t>
-      </w:r>
-      <w:r>
-        <w:rPr>
-          <w:rFonts w:ascii="Arial" w:eastAsia="Arial" w:hAnsi="Arial" w:cs="Arial"/>
-          <w:color w:val="111111"/>
-        </w:rPr>
-        <w:t>d mean time to recovery during incidents.</w:t>
-      </w:r>
-    </w:p>
-    <w:p>
-      <w:pPr>
-        <w:spacing w:after="40"/>
-        <w:ind w:left="240"/>
-        <w:jc w:val="both"/>
-      </w:pPr>
-      <w:r>
-        <w:rPr>
-          <w:rFonts w:ascii="Arial" w:eastAsia="Arial" w:hAnsi="Arial" w:cs="Arial"/>
-          <w:color w:val="111111"/>
-        </w:rPr>
-        <w:t>- Collaborated closely with product leaders and domain stakeholders to convert evolving requirements into maintainable technical solutions, balancing speed with long-term maintainability and system integrity.</w:t>
-      </w:r>
-    </w:p>
-    <w:p>
-      <w:pPr>
-        <w:spacing w:after="40"/>
-        <w:ind w:left="240"/>
-        <w:jc w:val="both"/>
-      </w:pPr>
-      <w:r>
-        <w:rPr>
-          <w:rFonts w:ascii="Arial" w:eastAsia="Arial" w:hAnsi="Arial" w:cs="Arial"/>
-          <w:color w:val="111111"/>
-        </w:rPr>
-        <w:t>- Imp</w:t>
-      </w:r>
-      <w:r>
-        <w:rPr>
-          <w:rFonts w:ascii="Arial" w:eastAsia="Arial" w:hAnsi="Arial" w:cs="Arial"/>
-          <w:color w:val="111111"/>
-        </w:rPr>
-        <w:t>lemented robust background processing patterns for long-running workflows, adding guardrails for retries, dead-letter handling concepts, and clear observability to reduce support burden for edge cases.</w:t>
-      </w:r>
-    </w:p>
-    <w:p>
-      <w:pPr>
-        <w:spacing w:after="40"/>
-        <w:ind w:left="240"/>
-        <w:jc w:val="both"/>
-      </w:pPr>
-      <w:r>
-        <w:rPr>
-          <w:rFonts w:ascii="Arial" w:eastAsia="Arial" w:hAnsi="Arial" w:cs="Arial"/>
-          <w:color w:val="111111"/>
-        </w:rPr>
-        <w:t>- Reduced operational noise by improving alert thresho</w:t>
-      </w:r>
-      <w:r>
-        <w:rPr>
-          <w:rFonts w:ascii="Arial" w:eastAsia="Arial" w:hAnsi="Arial" w:cs="Arial"/>
-          <w:color w:val="111111"/>
-        </w:rPr>
-        <w:t>lds, consolidating log signals, and standardizing error categorization, which helped teams focus on actionable issues rather than repetitive false positives.</w:t>
-      </w:r>
-    </w:p>
-    <w:p>
-      <w:pPr>
-        <w:spacing w:after="40"/>
-        <w:ind w:left="240"/>
-        <w:jc w:val="both"/>
-      </w:pPr>
-      <w:r>
-        <w:rPr>
-          <w:rFonts w:ascii="Arial" w:eastAsia="Arial" w:hAnsi="Arial" w:cs="Arial"/>
-          <w:color w:val="111111"/>
-        </w:rPr>
-        <w:t>- Drove pragmatic architecture improvements through incremental refactors, improving module bounda</w:t>
-      </w:r>
-      <w:r>
-        <w:rPr>
-          <w:rFonts w:ascii="Arial" w:eastAsia="Arial" w:hAnsi="Arial" w:cs="Arial"/>
-          <w:color w:val="111111"/>
-        </w:rPr>
-        <w:t>ries and dependency direction so new features could be built safely without repeated regressions.</w:t>
-      </w:r>
-    </w:p>
-    <w:p>
-      <w:pPr>
-        <w:spacing w:after="40"/>
-        <w:ind w:left="240"/>
-        <w:jc w:val="both"/>
-      </w:pPr>
-      <w:r>
-        <w:rPr>
-          <w:rFonts w:ascii="Arial" w:eastAsia="Arial" w:hAnsi="Arial" w:cs="Arial"/>
-          <w:color w:val="111111"/>
-        </w:rPr>
-        <w:t>- Acted as a technical anchor during complex releases by coordinating integration testing, validating production readiness checks, and ensuring stakeholders h</w:t>
-      </w:r>
-      <w:r>
-        <w:rPr>
-          <w:rFonts w:ascii="Arial" w:eastAsia="Arial" w:hAnsi="Arial" w:cs="Arial"/>
-          <w:color w:val="111111"/>
-        </w:rPr>
-        <w:t>ad clear communication on risk and rollout status.</w:t>
-      </w:r>
-    </w:p>
-    <w:p>
-      <w:pPr>
-        <w:pBdr>
-          <w:bottom w:val="dashed" w:sz="4" w:space="0" w:color="CFD2CD"/>
-        </w:pBdr>
-        <w:spacing w:after="120"/>
-      </w:pPr>
-      <w:r>
-        <w:t xml:space="preserve"> </w:t>
-      </w:r>
-    </w:p>
-    <w:p>
-      <w:r>
-        <w:rPr>
-          <w:rFonts w:ascii="Arial" w:eastAsia="Arial" w:hAnsi="Arial" w:cs="Arial"/>
-          <w:b/>
-          <w:bCs/>
-          <w:color w:val="111111"/>
-          <w:sz w:val="23"/>
-          <w:szCs w:val="23"/>
-        </w:rPr>
-        <w:t>Full Stack Engineer</w:t>
-      </w:r>
-    </w:p>
-    <w:p>
+        <w:t xml:space="preserve">Web </w:t>
+      </w:r>
+      <w:proofErr w:type="spellStart"/>
       <w:r>
         <w:rPr>
           <w:rFonts w:ascii="Arial" w:eastAsia="Arial" w:hAnsi="Arial" w:cs="Arial"/>
@@ -2750,255 +2565,9 @@
           <w:sz w:val="21"/>
           <w:szCs w:val="21"/>
         </w:rPr>
-        <w:t>Webiz Digital</w:t>
-      </w:r>
-    </w:p>
-    <w:p>
-      <w:r>
-        <w:rPr>
-          <w:rFonts w:ascii="Arial" w:eastAsia="Arial" w:hAnsi="Arial" w:cs="Arial"/>
-          <w:color w:val="4B5563"/>
-          <w:sz w:val="19"/>
-          <w:szCs w:val="19"/>
-        </w:rPr>
-        <w:t>July 2017 - January 2020</w:t>
-      </w:r>
-    </w:p>
-    <w:p>
-      <w:pPr>
-        <w:spacing w:after="40"/>
-        <w:ind w:left="240"/>
-        <w:jc w:val="both"/>
-      </w:pPr>
-      <w:r>
-        <w:rPr>
-          <w:rFonts w:ascii="Arial" w:eastAsia="Arial" w:hAnsi="Arial" w:cs="Arial"/>
-          <w:color w:val="111111"/>
-        </w:rPr>
-        <w:t>- Developed full-stack SaaS features using Node.js and React, delivering end-to-end functionality from API design through UI implementation while keeping code modular and maintainable for team handoffs.</w:t>
-      </w:r>
-    </w:p>
-    <w:p>
-      <w:pPr>
-        <w:spacing w:after="40"/>
-        <w:ind w:left="240"/>
-        <w:jc w:val="both"/>
-      </w:pPr>
-      <w:r>
-        <w:rPr>
-          <w:rFonts w:ascii="Arial" w:eastAsia="Arial" w:hAnsi="Arial" w:cs="Arial"/>
-          <w:color w:val="111111"/>
-        </w:rPr>
-        <w:t>- Designed RESTful endpoints with clear request/respo</w:t>
-      </w:r>
-      <w:r>
-        <w:rPr>
-          <w:rFonts w:ascii="Arial" w:eastAsia="Arial" w:hAnsi="Arial" w:cs="Arial"/>
-          <w:color w:val="111111"/>
-        </w:rPr>
-        <w:t>nse schemas and consistent error handling, improving frontend integration speed and reducing defects caused by ambiguous API behavior.</w:t>
-      </w:r>
-    </w:p>
-    <w:p>
-      <w:pPr>
-        <w:spacing w:after="40"/>
-        <w:ind w:left="240"/>
-        <w:jc w:val="both"/>
-      </w:pPr>
-      <w:r>
-        <w:rPr>
-          <w:rFonts w:ascii="Arial" w:eastAsia="Arial" w:hAnsi="Arial" w:cs="Arial"/>
-          <w:color w:val="111111"/>
-        </w:rPr>
-        <w:t xml:space="preserve">- Built data-heavy UI workflows in React with predictable state updates and reusable components, improving usability and </w:t>
-      </w:r>
-      <w:r>
-        <w:rPr>
-          <w:rFonts w:ascii="Arial" w:eastAsia="Arial" w:hAnsi="Arial" w:cs="Arial"/>
-          <w:color w:val="111111"/>
-        </w:rPr>
-        <w:t>reducing repeated UI bugs across multiple customer-facing modules.</w:t>
-      </w:r>
-    </w:p>
-    <w:p>
-      <w:pPr>
-        <w:spacing w:after="40"/>
-        <w:ind w:left="240"/>
-        <w:jc w:val="both"/>
-      </w:pPr>
-      <w:r>
-        <w:rPr>
-          <w:rFonts w:ascii="Arial" w:eastAsia="Arial" w:hAnsi="Arial" w:cs="Arial"/>
-          <w:color w:val="111111"/>
-        </w:rPr>
-        <w:t>- Implemented backend business logic with careful validation and edge-case handling, ensuring that user actions produced correct outcomes even under partial failures or inconsistent upstrea</w:t>
-      </w:r>
-      <w:r>
-        <w:rPr>
-          <w:rFonts w:ascii="Arial" w:eastAsia="Arial" w:hAnsi="Arial" w:cs="Arial"/>
-          <w:color w:val="111111"/>
-        </w:rPr>
-        <w:t>m data.</w:t>
-      </w:r>
-    </w:p>
-    <w:p>
-      <w:pPr>
-        <w:spacing w:after="40"/>
-        <w:ind w:left="240"/>
-        <w:jc w:val="both"/>
-      </w:pPr>
-      <w:r>
-        <w:rPr>
-          <w:rFonts w:ascii="Arial" w:eastAsia="Arial" w:hAnsi="Arial" w:cs="Arial"/>
-          <w:color w:val="111111"/>
-        </w:rPr>
-        <w:t>- Contributed to AWS-hosted deployments by supporting environment configuration, release steps, and operational debugging, strengthening reliability across dev, staging, and production environments.</w:t>
-      </w:r>
-    </w:p>
-    <w:p>
-      <w:pPr>
-        <w:spacing w:after="40"/>
-        <w:ind w:left="240"/>
-        <w:jc w:val="both"/>
-      </w:pPr>
-      <w:r>
-        <w:rPr>
-          <w:rFonts w:ascii="Arial" w:eastAsia="Arial" w:hAnsi="Arial" w:cs="Arial"/>
-          <w:color w:val="111111"/>
-        </w:rPr>
-        <w:t xml:space="preserve">- Improved code quality through peer reviews and </w:t>
-      </w:r>
-      <w:r>
-        <w:rPr>
-          <w:rFonts w:ascii="Arial" w:eastAsia="Arial" w:hAnsi="Arial" w:cs="Arial"/>
-          <w:color w:val="111111"/>
-        </w:rPr>
-        <w:t>targeted refactoring, reducing brittle logic and increasing readability so features could be extended without introducing regressions.</w:t>
-      </w:r>
-    </w:p>
-    <w:p>
-      <w:pPr>
-        <w:spacing w:after="40"/>
-        <w:ind w:left="240"/>
-        <w:jc w:val="both"/>
-      </w:pPr>
-      <w:r>
-        <w:rPr>
-          <w:rFonts w:ascii="Arial" w:eastAsia="Arial" w:hAnsi="Arial" w:cs="Arial"/>
-          <w:color w:val="111111"/>
-        </w:rPr>
-        <w:t>- Supported third-party integrations by building connector endpoints and data mapping layers, ensuring reliable synchroni</w:t>
-      </w:r>
-      <w:r>
-        <w:rPr>
-          <w:rFonts w:ascii="Arial" w:eastAsia="Arial" w:hAnsi="Arial" w:cs="Arial"/>
-          <w:color w:val="111111"/>
-        </w:rPr>
-        <w:t>zation while capturing sufficient logging for quick support investigations.</w:t>
-      </w:r>
-    </w:p>
-    <w:p>
-      <w:pPr>
-        <w:spacing w:after="40"/>
-        <w:ind w:left="240"/>
-        <w:jc w:val="both"/>
-      </w:pPr>
-      <w:r>
-        <w:rPr>
-          <w:rFonts w:ascii="Arial" w:eastAsia="Arial" w:hAnsi="Arial" w:cs="Arial"/>
-          <w:color w:val="111111"/>
-        </w:rPr>
-        <w:t>- Reduced performance bottlenecks by optimizing slow queries and minimizing unnecessary payload sizes, leading to faster screen rendering and more responsive user interactions for common workflows.</w:t>
-      </w:r>
-    </w:p>
-    <w:p>
-      <w:pPr>
-        <w:spacing w:after="40"/>
-        <w:ind w:left="240"/>
-        <w:jc w:val="both"/>
-      </w:pPr>
-      <w:r>
-        <w:rPr>
-          <w:rFonts w:ascii="Arial" w:eastAsia="Arial" w:hAnsi="Arial" w:cs="Arial"/>
-          <w:color w:val="111111"/>
-        </w:rPr>
-        <w:t>- Partnered with designers and product stakeholders to ref</w:t>
-      </w:r>
-      <w:r>
-        <w:rPr>
-          <w:rFonts w:ascii="Arial" w:eastAsia="Arial" w:hAnsi="Arial" w:cs="Arial"/>
-          <w:color w:val="111111"/>
-        </w:rPr>
-        <w:t>ine UI behavior and accessibility basics, aligning implementation details with user expectations while maintaining engineering constraints.</w:t>
-      </w:r>
-    </w:p>
-    <w:p>
-      <w:pPr>
-        <w:spacing w:after="40"/>
-        <w:ind w:left="240"/>
-        <w:jc w:val="both"/>
-      </w:pPr>
-      <w:r>
-        <w:rPr>
-          <w:rFonts w:ascii="Arial" w:eastAsia="Arial" w:hAnsi="Arial" w:cs="Arial"/>
-          <w:color w:val="111111"/>
-        </w:rPr>
-        <w:t>- Helped standardize project structure and shared utilities across services and UI packages, enabling more consisten</w:t>
-      </w:r>
-      <w:r>
-        <w:rPr>
-          <w:rFonts w:ascii="Arial" w:eastAsia="Arial" w:hAnsi="Arial" w:cs="Arial"/>
-          <w:color w:val="111111"/>
-        </w:rPr>
-        <w:t>t patterns and faster onboarding for new engineers joining active projects.</w:t>
-      </w:r>
-    </w:p>
-    <w:p>
-      <w:pPr>
-        <w:spacing w:after="40"/>
-        <w:ind w:left="240"/>
-        <w:jc w:val="both"/>
-      </w:pPr>
-      <w:r>
-        <w:rPr>
-          <w:rFonts w:ascii="Arial" w:eastAsia="Arial" w:hAnsi="Arial" w:cs="Arial"/>
-          <w:color w:val="111111"/>
-        </w:rPr>
-        <w:t>- Maintained a hands-on ownership mindset by taking features through build, testing, release, and support, ensuring production issues were addressed quickly with clear root-cause a</w:t>
-      </w:r>
-      <w:r>
-        <w:rPr>
-          <w:rFonts w:ascii="Arial" w:eastAsia="Arial" w:hAnsi="Arial" w:cs="Arial"/>
-          <w:color w:val="111111"/>
-        </w:rPr>
-        <w:t>nalysis.</w:t>
-      </w:r>
-    </w:p>
-    <w:p>
-      <w:pPr>
-        <w:pBdr>
-          <w:bottom w:val="dashed" w:sz="4" w:space="0" w:color="CFD2CD"/>
-        </w:pBdr>
-        <w:spacing w:after="120"/>
-      </w:pPr>
-      <w:r>
-        <w:t xml:space="preserve"> </w:t>
-      </w:r>
-    </w:p>
-    <w:p>
-      <w:r>
-        <w:rPr>
-          <w:rFonts w:ascii="Arial" w:eastAsia="Arial" w:hAnsi="Arial" w:cs="Arial"/>
-          <w:b/>
-          <w:bCs/>
-          <w:color w:val="111111"/>
-          <w:sz w:val="23"/>
-          <w:szCs w:val="23"/>
-        </w:rPr>
-        <w:t>Software Developer</w:t>
-      </w:r>
-    </w:p>
-    <w:p>
+        <w:t>Venturez</w:t>
+      </w:r>
+      <w:proofErr w:type="spellEnd"/>
       <w:r>
         <w:rPr>
           <w:rFonts w:ascii="Arial" w:eastAsia="Arial" w:hAnsi="Arial" w:cs="Arial"/>
@@ -3008,7 +2577,7 @@
           <w:sz w:val="21"/>
           <w:szCs w:val="21"/>
         </w:rPr>
-        <w:t>Centric Tech Inc.</w:t>
+        <w:t xml:space="preserve"> LLC</w:t>
       </w:r>
     </w:p>
     <w:p>
@@ -3019,7 +2588,7 @@
           <w:sz w:val="19"/>
           <w:szCs w:val="19"/>
         </w:rPr>
-        <w:t>October 2013 - June 2017</w:t>
+        <w:t>February 2020 - October 2025</w:t>
       </w:r>
     </w:p>
     <w:p>
@@ -3033,15 +2602,23 @@
           <w:rFonts w:ascii="Arial" w:eastAsia="Arial" w:hAnsi="Arial" w:cs="Arial"/>
           <w:color w:val="111111"/>
         </w:rPr>
-        <w:lastRenderedPageBreak/>
-        <w:t>- Built and maintained backend services and web applications supporting internal and client-facing systems, delivering reliable features while learning production support practices an</w:t>
-      </w:r>
-      <w:r>
-        <w:rPr>
-          <w:rFonts w:ascii="Arial" w:eastAsia="Arial" w:hAnsi="Arial" w:cs="Arial"/>
-          <w:color w:val="111111"/>
-        </w:rPr>
-        <w:t>d disciplined debugging.</w:t>
+        <w:t xml:space="preserve">- Owned core </w:t>
+      </w:r>
+      <w:proofErr w:type="spellStart"/>
+      <w:r>
+        <w:rPr>
+          <w:rFonts w:ascii="Arial" w:eastAsia="Arial" w:hAnsi="Arial" w:cs="Arial"/>
+          <w:color w:val="111111"/>
+        </w:rPr>
+        <w:t>SaaS</w:t>
+      </w:r>
+      <w:proofErr w:type="spellEnd"/>
+      <w:r>
+        <w:rPr>
+          <w:rFonts w:ascii="Arial" w:eastAsia="Arial" w:hAnsi="Arial" w:cs="Arial"/>
+          <w:color w:val="111111"/>
+        </w:rPr>
+        <w:t xml:space="preserve"> product development across Node.js services and React/Next.js frontends, translating ambiguous requirements into scoped milestones while maintaining delivery velocity and code quality standards.</w:t>
       </w:r>
     </w:p>
     <w:p>
@@ -3055,7 +2632,8 @@
           <w:rFonts w:ascii="Arial" w:eastAsia="Arial" w:hAnsi="Arial" w:cs="Arial"/>
           <w:color w:val="111111"/>
         </w:rPr>
-        <w:t>- Implemented API endpoints and application logic using JavaScript and backend technologies, ensuring consistent validation and predictable responses to reduce downstream integration defects.</w:t>
+        <w:lastRenderedPageBreak/>
+        <w:t>- Designed and implemented versioned REST APIs with consistent validation, pagination, and error contracts, enabling multiple client applications to integrate safely without breaking changes during frequent releases.</w:t>
       </w:r>
     </w:p>
     <w:p>
@@ -3069,14 +2647,23 @@
           <w:rFonts w:ascii="Arial" w:eastAsia="Arial" w:hAnsi="Arial" w:cs="Arial"/>
           <w:color w:val="111111"/>
         </w:rPr>
-        <w:t>- Collaborated with senior engineers to</w:t>
-      </w:r>
-      <w:r>
-        <w:rPr>
-          <w:rFonts w:ascii="Arial" w:eastAsia="Arial" w:hAnsi="Arial" w:cs="Arial"/>
-          <w:color w:val="111111"/>
-        </w:rPr>
-        <w:t xml:space="preserve"> understand system architecture and deployment workflows, applying feedback to improve maintainability and reduce repeated issues during releases.</w:t>
+        <w:t xml:space="preserve">- Built </w:t>
+      </w:r>
+      <w:proofErr w:type="spellStart"/>
+      <w:r>
+        <w:rPr>
+          <w:rFonts w:ascii="Arial" w:eastAsia="Arial" w:hAnsi="Arial" w:cs="Arial"/>
+          <w:color w:val="111111"/>
+        </w:rPr>
+        <w:t>serverless</w:t>
+      </w:r>
+      <w:proofErr w:type="spellEnd"/>
+      <w:r>
+        <w:rPr>
+          <w:rFonts w:ascii="Arial" w:eastAsia="Arial" w:hAnsi="Arial" w:cs="Arial"/>
+          <w:color w:val="111111"/>
+        </w:rPr>
+        <w:t xml:space="preserve"> and managed-service workloads on AWS to improve scalability and operational efficiency, aligning compute patterns to traffic profiles while reducing infrastructure overhead and deployment risk.</w:t>
       </w:r>
     </w:p>
     <w:p>
@@ -3090,14 +2677,23 @@
           <w:rFonts w:ascii="Arial" w:eastAsia="Arial" w:hAnsi="Arial" w:cs="Arial"/>
           <w:color w:val="111111"/>
         </w:rPr>
-        <w:t>- Assisted with production troubleshooting by analyzing logs and reproducing issues, then implementing target</w:t>
-      </w:r>
-      <w:r>
-        <w:rPr>
-          <w:rFonts w:ascii="Arial" w:eastAsia="Arial" w:hAnsi="Arial" w:cs="Arial"/>
-          <w:color w:val="111111"/>
-        </w:rPr>
-        <w:t>ed fixes that improved stability and reduced recurring operational incidents.</w:t>
+        <w:t xml:space="preserve">- Implemented resilient integration pipelines with third-party and internal systems using retries, </w:t>
+      </w:r>
+      <w:proofErr w:type="spellStart"/>
+      <w:r>
+        <w:rPr>
+          <w:rFonts w:ascii="Arial" w:eastAsia="Arial" w:hAnsi="Arial" w:cs="Arial"/>
+          <w:color w:val="111111"/>
+        </w:rPr>
+        <w:t>idempotency</w:t>
+      </w:r>
+      <w:proofErr w:type="spellEnd"/>
+      <w:r>
+        <w:rPr>
+          <w:rFonts w:ascii="Arial" w:eastAsia="Arial" w:hAnsi="Arial" w:cs="Arial"/>
+          <w:color w:val="111111"/>
+        </w:rPr>
+        <w:t xml:space="preserve"> keys, and reconciliation jobs, preventing duplicate writes and ensuring eventual consistency under failures.</w:t>
       </w:r>
     </w:p>
     <w:p>
@@ -3111,14 +2707,7 @@
           <w:rFonts w:ascii="Arial" w:eastAsia="Arial" w:hAnsi="Arial" w:cs="Arial"/>
           <w:color w:val="111111"/>
         </w:rPr>
-        <w:t>- Improved performance for key workflows by refining database queries and reducing unnecessary data processing, leading to faster response times for frequently used application s</w:t>
-      </w:r>
-      <w:r>
-        <w:rPr>
-          <w:rFonts w:ascii="Arial" w:eastAsia="Arial" w:hAnsi="Arial" w:cs="Arial"/>
-          <w:color w:val="111111"/>
-        </w:rPr>
-        <w:t>creens.</w:t>
+        <w:t>- Delivered performance improvements by profiling API hotspots, introducing caching where appropriate, and reducing N+1 query patterns, resulting in faster page loads and lower backend latency during peak usage.</w:t>
       </w:r>
     </w:p>
     <w:p>
@@ -3132,7 +2721,7 @@
           <w:rFonts w:ascii="Arial" w:eastAsia="Arial" w:hAnsi="Arial" w:cs="Arial"/>
           <w:color w:val="111111"/>
         </w:rPr>
-        <w:t>- Worked cross-functionally with non-engineering stakeholders to clarify requirements and acceptance criteria, ensuring delivered changes matched business intent and reduced rework cycles.</w:t>
+        <w:t>- Introduced structured logging and actionable metrics across distributed components, enabling faster incident triage, clearer ownership during outages, and measurable reliability improvements over time.</w:t>
       </w:r>
     </w:p>
     <w:p>
@@ -3146,14 +2735,563 @@
           <w:rFonts w:ascii="Arial" w:eastAsia="Arial" w:hAnsi="Arial" w:cs="Arial"/>
           <w:color w:val="111111"/>
         </w:rPr>
-        <w:t>- Strengthened engineering fundamentals through code review</w:t>
-      </w:r>
-      <w:r>
-        <w:rPr>
-          <w:rFonts w:ascii="Arial" w:eastAsia="Arial" w:hAnsi="Arial" w:cs="Arial"/>
-          <w:color w:val="111111"/>
-        </w:rPr>
-        <w:t>s and incremental refactors, building a foundation in clean code practices and scalable design that supported later senior ownership.</w:t>
+        <w:t>- Built reusable React component patterns and shared UI utilities that improved consistency across modules, reduced duplicated UI logic, and accelerated feature delivery across multiple product areas.</w:t>
+      </w:r>
+    </w:p>
+    <w:p>
+      <w:pPr>
+        <w:spacing w:after="40"/>
+        <w:ind w:left="240"/>
+        <w:jc w:val="both"/>
+      </w:pPr>
+      <w:r>
+        <w:rPr>
+          <w:rFonts w:ascii="Arial" w:eastAsia="Arial" w:hAnsi="Arial" w:cs="Arial"/>
+          <w:color w:val="111111"/>
+        </w:rPr>
+        <w:t>- Hardened authentication and authorization flows using secure token handling and least-privilege access patterns, reducing security risk while keeping developer workflows practical and auditable.</w:t>
+      </w:r>
+    </w:p>
+    <w:p>
+      <w:pPr>
+        <w:spacing w:after="40"/>
+        <w:ind w:left="240"/>
+        <w:jc w:val="both"/>
+      </w:pPr>
+      <w:r>
+        <w:rPr>
+          <w:rFonts w:ascii="Arial" w:eastAsia="Arial" w:hAnsi="Arial" w:cs="Arial"/>
+          <w:color w:val="111111"/>
+        </w:rPr>
+        <w:t>- Led end-to-end feature ownership from design through rollout, including migration planning, backward compatibility strategies, and post-release monitoring to ensure stable adoption for enterprise customers.</w:t>
+      </w:r>
+    </w:p>
+    <w:p>
+      <w:pPr>
+        <w:spacing w:after="40"/>
+        <w:ind w:left="240"/>
+        <w:jc w:val="both"/>
+      </w:pPr>
+      <w:r>
+        <w:rPr>
+          <w:rFonts w:ascii="Arial" w:eastAsia="Arial" w:hAnsi="Arial" w:cs="Arial"/>
+          <w:color w:val="111111"/>
+        </w:rPr>
+        <w:t xml:space="preserve">- Improved developer productivity by refining CI/CD steps, tightening test feedback loops, and documenting </w:t>
+      </w:r>
+      <w:proofErr w:type="spellStart"/>
+      <w:r>
+        <w:rPr>
+          <w:rFonts w:ascii="Arial" w:eastAsia="Arial" w:hAnsi="Arial" w:cs="Arial"/>
+          <w:color w:val="111111"/>
+        </w:rPr>
+        <w:t>runbooks</w:t>
+      </w:r>
+      <w:proofErr w:type="spellEnd"/>
+      <w:r>
+        <w:rPr>
+          <w:rFonts w:ascii="Arial" w:eastAsia="Arial" w:hAnsi="Arial" w:cs="Arial"/>
+          <w:color w:val="111111"/>
+        </w:rPr>
+        <w:t>, which reduced deployment friction and improved mean time to recovery during incidents.</w:t>
+      </w:r>
+    </w:p>
+    <w:p>
+      <w:pPr>
+        <w:spacing w:after="40"/>
+        <w:ind w:left="240"/>
+        <w:jc w:val="both"/>
+      </w:pPr>
+      <w:r>
+        <w:rPr>
+          <w:rFonts w:ascii="Arial" w:eastAsia="Arial" w:hAnsi="Arial" w:cs="Arial"/>
+          <w:color w:val="111111"/>
+        </w:rPr>
+        <w:t>- Collaborated closely with product leaders and domain stakeholders to convert evolving requirements into maintainable technical solutions, balancing speed with long-term maintainability and system integrity.</w:t>
+      </w:r>
+    </w:p>
+    <w:p>
+      <w:pPr>
+        <w:spacing w:after="40"/>
+        <w:ind w:left="240"/>
+        <w:jc w:val="both"/>
+      </w:pPr>
+      <w:r>
+        <w:rPr>
+          <w:rFonts w:ascii="Arial" w:eastAsia="Arial" w:hAnsi="Arial" w:cs="Arial"/>
+          <w:color w:val="111111"/>
+        </w:rPr>
+        <w:t xml:space="preserve">- Implemented robust background processing patterns for long-running workflows, adding guardrails for retries, dead-letter handling concepts, and clear </w:t>
+      </w:r>
+      <w:proofErr w:type="spellStart"/>
+      <w:r>
+        <w:rPr>
+          <w:rFonts w:ascii="Arial" w:eastAsia="Arial" w:hAnsi="Arial" w:cs="Arial"/>
+          <w:color w:val="111111"/>
+        </w:rPr>
+        <w:t>observability</w:t>
+      </w:r>
+      <w:proofErr w:type="spellEnd"/>
+      <w:r>
+        <w:rPr>
+          <w:rFonts w:ascii="Arial" w:eastAsia="Arial" w:hAnsi="Arial" w:cs="Arial"/>
+          <w:color w:val="111111"/>
+        </w:rPr>
+        <w:t xml:space="preserve"> to reduce support burden for edge cases.</w:t>
+      </w:r>
+    </w:p>
+    <w:p>
+      <w:pPr>
+        <w:spacing w:after="40"/>
+        <w:ind w:left="240"/>
+        <w:jc w:val="both"/>
+      </w:pPr>
+      <w:r>
+        <w:rPr>
+          <w:rFonts w:ascii="Arial" w:eastAsia="Arial" w:hAnsi="Arial" w:cs="Arial"/>
+          <w:color w:val="111111"/>
+        </w:rPr>
+        <w:t>- Reduced operational noise by improving alert thresholds, consolidating log signals, and standardizing error categorization, which helped teams focus on actionable issues rather than repetitive false positives.</w:t>
+      </w:r>
+    </w:p>
+    <w:p>
+      <w:pPr>
+        <w:spacing w:after="40"/>
+        <w:ind w:left="240"/>
+        <w:jc w:val="both"/>
+      </w:pPr>
+      <w:r>
+        <w:rPr>
+          <w:rFonts w:ascii="Arial" w:eastAsia="Arial" w:hAnsi="Arial" w:cs="Arial"/>
+          <w:color w:val="111111"/>
+        </w:rPr>
+        <w:t>- Drove pragmatic architecture improvements through incremental refactors, improving module boundaries and dependency direction so new features could be built safely without repeated regressions.</w:t>
+      </w:r>
+    </w:p>
+    <w:p>
+      <w:pPr>
+        <w:spacing w:after="40"/>
+        <w:ind w:left="240"/>
+        <w:jc w:val="both"/>
+      </w:pPr>
+      <w:r>
+        <w:rPr>
+          <w:rFonts w:ascii="Arial" w:eastAsia="Arial" w:hAnsi="Arial" w:cs="Arial"/>
+          <w:color w:val="111111"/>
+        </w:rPr>
+        <w:t>- Acted as a technical anchor during complex releases by coordinating integration testing, validating production readiness checks, and ensuring stakeholders had clear communication on risk and rollout status.</w:t>
+      </w:r>
+    </w:p>
+    <w:p>
+      <w:pPr>
+        <w:pBdr>
+          <w:bottom w:val="dashed" w:sz="4" w:space="0" w:color="CFD2CD"/>
+        </w:pBdr>
+        <w:spacing w:after="120"/>
+      </w:pPr>
+      <w:r>
+        <w:t xml:space="preserve"> </w:t>
+      </w:r>
+    </w:p>
+    <w:p>
+      <w:r>
+        <w:rPr>
+          <w:rFonts w:ascii="Arial" w:eastAsia="Arial" w:hAnsi="Arial" w:cs="Arial"/>
+          <w:b/>
+          <w:bCs/>
+          <w:color w:val="111111"/>
+          <w:sz w:val="23"/>
+          <w:szCs w:val="23"/>
+        </w:rPr>
+        <w:t>Full Stack Engineer</w:t>
+      </w:r>
+    </w:p>
+    <w:p>
+      <w:proofErr w:type="spellStart"/>
+      <w:r>
+        <w:rPr>
+          <w:rFonts w:ascii="Arial" w:eastAsia="Arial" w:hAnsi="Arial" w:cs="Arial"/>
+          <w:b/>
+          <w:bCs/>
+          <w:color w:val="6F8F6B"/>
+          <w:sz w:val="21"/>
+          <w:szCs w:val="21"/>
+        </w:rPr>
+        <w:t>Webiz</w:t>
+      </w:r>
+      <w:proofErr w:type="spellEnd"/>
+      <w:r>
+        <w:rPr>
+          <w:rFonts w:ascii="Arial" w:eastAsia="Arial" w:hAnsi="Arial" w:cs="Arial"/>
+          <w:b/>
+          <w:bCs/>
+          <w:color w:val="6F8F6B"/>
+          <w:sz w:val="21"/>
+          <w:szCs w:val="21"/>
+        </w:rPr>
+        <w:t xml:space="preserve"> Digital</w:t>
+      </w:r>
+    </w:p>
+    <w:p>
+      <w:r>
+        <w:rPr>
+          <w:rFonts w:ascii="Arial" w:eastAsia="Arial" w:hAnsi="Arial" w:cs="Arial"/>
+          <w:color w:val="4B5563"/>
+          <w:sz w:val="19"/>
+          <w:szCs w:val="19"/>
+        </w:rPr>
+        <w:t>July 2017 - January 2020</w:t>
+      </w:r>
+    </w:p>
+    <w:p>
+      <w:pPr>
+        <w:spacing w:after="40"/>
+        <w:ind w:left="240"/>
+        <w:jc w:val="both"/>
+      </w:pPr>
+      <w:r>
+        <w:rPr>
+          <w:rFonts w:ascii="Arial" w:eastAsia="Arial" w:hAnsi="Arial" w:cs="Arial"/>
+          <w:color w:val="111111"/>
+        </w:rPr>
+        <w:t xml:space="preserve">- Developed full-stack </w:t>
+      </w:r>
+      <w:proofErr w:type="spellStart"/>
+      <w:r>
+        <w:rPr>
+          <w:rFonts w:ascii="Arial" w:eastAsia="Arial" w:hAnsi="Arial" w:cs="Arial"/>
+          <w:color w:val="111111"/>
+        </w:rPr>
+        <w:t>SaaS</w:t>
+      </w:r>
+      <w:proofErr w:type="spellEnd"/>
+      <w:r>
+        <w:rPr>
+          <w:rFonts w:ascii="Arial" w:eastAsia="Arial" w:hAnsi="Arial" w:cs="Arial"/>
+          <w:color w:val="111111"/>
+        </w:rPr>
+        <w:t xml:space="preserve"> features using Node.js and React, delivering end-to-end functionality from API design through UI implementation while keeping code modular and maintainable for team handoffs.</w:t>
+      </w:r>
+    </w:p>
+    <w:p>
+      <w:pPr>
+        <w:spacing w:after="40"/>
+        <w:ind w:left="240"/>
+        <w:jc w:val="both"/>
+      </w:pPr>
+      <w:r>
+        <w:rPr>
+          <w:rFonts w:ascii="Arial" w:eastAsia="Arial" w:hAnsi="Arial" w:cs="Arial"/>
+          <w:color w:val="111111"/>
+        </w:rPr>
+        <w:t xml:space="preserve">- Designed </w:t>
+      </w:r>
+      <w:proofErr w:type="spellStart"/>
+      <w:r>
+        <w:rPr>
+          <w:rFonts w:ascii="Arial" w:eastAsia="Arial" w:hAnsi="Arial" w:cs="Arial"/>
+          <w:color w:val="111111"/>
+        </w:rPr>
+        <w:t>RESTful</w:t>
+      </w:r>
+      <w:proofErr w:type="spellEnd"/>
+      <w:r>
+        <w:rPr>
+          <w:rFonts w:ascii="Arial" w:eastAsia="Arial" w:hAnsi="Arial" w:cs="Arial"/>
+          <w:color w:val="111111"/>
+        </w:rPr>
+        <w:t xml:space="preserve"> endpoints with clear request/response schemas and consistent error handling, improving frontend integration speed and reducing defects caused by ambiguous API behavior.</w:t>
+      </w:r>
+    </w:p>
+    <w:p>
+      <w:pPr>
+        <w:spacing w:after="40"/>
+        <w:ind w:left="240"/>
+        <w:jc w:val="both"/>
+      </w:pPr>
+      <w:r>
+        <w:rPr>
+          <w:rFonts w:ascii="Arial" w:eastAsia="Arial" w:hAnsi="Arial" w:cs="Arial"/>
+          <w:color w:val="111111"/>
+        </w:rPr>
+        <w:t>- Built data-heavy UI workflows in React with predictable state updates and reusable components, improving usability and reducing repeated UI bugs across multiple customer-facing modules.</w:t>
+      </w:r>
+    </w:p>
+    <w:p>
+      <w:pPr>
+        <w:spacing w:after="40"/>
+        <w:ind w:left="240"/>
+        <w:jc w:val="both"/>
+      </w:pPr>
+      <w:r>
+        <w:rPr>
+          <w:rFonts w:ascii="Arial" w:eastAsia="Arial" w:hAnsi="Arial" w:cs="Arial"/>
+          <w:color w:val="111111"/>
+        </w:rPr>
+        <w:t>- Implemented backend business logic with careful validation and edge-case handling, ensuring that user actions produced correct outcomes even under partial failures or inconsistent upstream data.</w:t>
+      </w:r>
+    </w:p>
+    <w:p>
+      <w:pPr>
+        <w:spacing w:after="40"/>
+        <w:ind w:left="240"/>
+        <w:jc w:val="both"/>
+      </w:pPr>
+      <w:r>
+        <w:rPr>
+          <w:rFonts w:ascii="Arial" w:eastAsia="Arial" w:hAnsi="Arial" w:cs="Arial"/>
+          <w:color w:val="111111"/>
+        </w:rPr>
+        <w:t xml:space="preserve">- Contributed to AWS-hosted deployments by supporting environment configuration, release steps, and operational debugging, strengthening reliability across </w:t>
+      </w:r>
+      <w:proofErr w:type="spellStart"/>
+      <w:r>
+        <w:rPr>
+          <w:rFonts w:ascii="Arial" w:eastAsia="Arial" w:hAnsi="Arial" w:cs="Arial"/>
+          <w:color w:val="111111"/>
+        </w:rPr>
+        <w:t>dev</w:t>
+      </w:r>
+      <w:proofErr w:type="spellEnd"/>
+      <w:r>
+        <w:rPr>
+          <w:rFonts w:ascii="Arial" w:eastAsia="Arial" w:hAnsi="Arial" w:cs="Arial"/>
+          <w:color w:val="111111"/>
+        </w:rPr>
+        <w:t>, staging, and production environments.</w:t>
+      </w:r>
+    </w:p>
+    <w:p>
+      <w:pPr>
+        <w:spacing w:after="40"/>
+        <w:ind w:left="240"/>
+        <w:jc w:val="both"/>
+      </w:pPr>
+      <w:r>
+        <w:rPr>
+          <w:rFonts w:ascii="Arial" w:eastAsia="Arial" w:hAnsi="Arial" w:cs="Arial"/>
+          <w:color w:val="111111"/>
+        </w:rPr>
+        <w:t>- Improved code quality through peer reviews and targeted refactoring, reducing brittle logic and increasing readability so features could be extended without introducing regressions.</w:t>
+      </w:r>
+    </w:p>
+    <w:p>
+      <w:pPr>
+        <w:spacing w:after="40"/>
+        <w:ind w:left="240"/>
+        <w:jc w:val="both"/>
+      </w:pPr>
+      <w:r>
+        <w:rPr>
+          <w:rFonts w:ascii="Arial" w:eastAsia="Arial" w:hAnsi="Arial" w:cs="Arial"/>
+          <w:color w:val="111111"/>
+        </w:rPr>
+        <w:t>- Supported third-party integrations by building connector endpoints and data mapping layers, ensuring reliable synchronization while capturing sufficient logging for quick support investigations.</w:t>
+      </w:r>
+    </w:p>
+    <w:p>
+      <w:pPr>
+        <w:spacing w:after="40"/>
+        <w:ind w:left="240"/>
+        <w:jc w:val="both"/>
+      </w:pPr>
+      <w:r>
+        <w:rPr>
+          <w:rFonts w:ascii="Arial" w:eastAsia="Arial" w:hAnsi="Arial" w:cs="Arial"/>
+          <w:color w:val="111111"/>
+        </w:rPr>
+        <w:t>- Reduced performance bottlenecks by optimizing slow queries and minimizing unnecessary payload sizes, leading to faster screen rendering and more responsive user interactions for common workflows.</w:t>
+      </w:r>
+    </w:p>
+    <w:p>
+      <w:pPr>
+        <w:spacing w:after="40"/>
+        <w:ind w:left="240"/>
+        <w:jc w:val="both"/>
+      </w:pPr>
+      <w:r>
+        <w:rPr>
+          <w:rFonts w:ascii="Arial" w:eastAsia="Arial" w:hAnsi="Arial" w:cs="Arial"/>
+          <w:color w:val="111111"/>
+        </w:rPr>
+        <w:t>- Partnered with designers and product stakeholders to refine UI behavior and accessibility basics, aligning implementation details with user expectations while maintaining engineering constraints.</w:t>
+      </w:r>
+    </w:p>
+    <w:p>
+      <w:pPr>
+        <w:spacing w:after="40"/>
+        <w:ind w:left="240"/>
+        <w:jc w:val="both"/>
+      </w:pPr>
+      <w:r>
+        <w:rPr>
+          <w:rFonts w:ascii="Arial" w:eastAsia="Arial" w:hAnsi="Arial" w:cs="Arial"/>
+          <w:color w:val="111111"/>
+        </w:rPr>
+        <w:t>- Helped standardize project structure and shared utilities across services and UI packages, enabling more consistent patterns and faster onboarding for new engineers joining active projects.</w:t>
+      </w:r>
+    </w:p>
+    <w:p>
+      <w:pPr>
+        <w:spacing w:after="40"/>
+        <w:ind w:left="240"/>
+        <w:jc w:val="both"/>
+      </w:pPr>
+      <w:r>
+        <w:rPr>
+          <w:rFonts w:ascii="Arial" w:eastAsia="Arial" w:hAnsi="Arial" w:cs="Arial"/>
+          <w:color w:val="111111"/>
+        </w:rPr>
+        <w:t>- Maintained a hands-on ownership mindset by taking features through build, testing, release, and support, ensuring production issues were addressed quickly with clear root-cause analysis.</w:t>
+      </w:r>
+    </w:p>
+    <w:p>
+      <w:pPr>
+        <w:pBdr>
+          <w:bottom w:val="dashed" w:sz="4" w:space="0" w:color="CFD2CD"/>
+        </w:pBdr>
+        <w:spacing w:after="120"/>
+      </w:pPr>
+      <w:r>
+        <w:t xml:space="preserve"> </w:t>
+      </w:r>
+    </w:p>
+    <w:p>
+      <w:r>
+        <w:rPr>
+          <w:rFonts w:ascii="Arial" w:eastAsia="Arial" w:hAnsi="Arial" w:cs="Arial"/>
+          <w:b/>
+          <w:bCs/>
+          <w:color w:val="111111"/>
+          <w:sz w:val="23"/>
+          <w:szCs w:val="23"/>
+        </w:rPr>
+        <w:t>Software Developer</w:t>
+      </w:r>
+    </w:p>
+    <w:p>
+      <w:proofErr w:type="gramStart"/>
+      <w:r>
+        <w:rPr>
+          <w:rFonts w:ascii="Arial" w:eastAsia="Arial" w:hAnsi="Arial" w:cs="Arial"/>
+          <w:b/>
+          <w:bCs/>
+          <w:color w:val="6F8F6B"/>
+          <w:sz w:val="21"/>
+          <w:szCs w:val="21"/>
+        </w:rPr>
+        <w:t>Centric Tech Inc.</w:t>
+      </w:r>
+      <w:proofErr w:type="gramEnd"/>
+    </w:p>
+    <w:p>
+      <w:r>
+        <w:rPr>
+          <w:rFonts w:ascii="Arial" w:eastAsia="Arial" w:hAnsi="Arial" w:cs="Arial"/>
+          <w:color w:val="4B5563"/>
+          <w:sz w:val="19"/>
+          <w:szCs w:val="19"/>
+        </w:rPr>
+        <w:t>October 2013 - June 2017</w:t>
+      </w:r>
+    </w:p>
+    <w:p>
+      <w:pPr>
+        <w:spacing w:after="40"/>
+        <w:ind w:left="240"/>
+        <w:jc w:val="both"/>
+      </w:pPr>
+      <w:r>
+        <w:rPr>
+          <w:rFonts w:ascii="Arial" w:eastAsia="Arial" w:hAnsi="Arial" w:cs="Arial"/>
+          <w:color w:val="111111"/>
+        </w:rPr>
+        <w:lastRenderedPageBreak/>
+        <w:t>- Built and maintained backend services and web applications supporting internal and client-facing systems, delivering reliable features while learning production support practices and disciplined debugging.</w:t>
+      </w:r>
+    </w:p>
+    <w:p>
+      <w:pPr>
+        <w:spacing w:after="40"/>
+        <w:ind w:left="240"/>
+        <w:jc w:val="both"/>
+      </w:pPr>
+      <w:r>
+        <w:rPr>
+          <w:rFonts w:ascii="Arial" w:eastAsia="Arial" w:hAnsi="Arial" w:cs="Arial"/>
+          <w:color w:val="111111"/>
+        </w:rPr>
+        <w:t>- Implemented API endpoints and application logic using JavaScript and backend technologies, ensuring consistent validation and predictable responses to reduce downstream integration defects.</w:t>
+      </w:r>
+    </w:p>
+    <w:p>
+      <w:pPr>
+        <w:spacing w:after="40"/>
+        <w:ind w:left="240"/>
+        <w:jc w:val="both"/>
+      </w:pPr>
+      <w:r>
+        <w:rPr>
+          <w:rFonts w:ascii="Arial" w:eastAsia="Arial" w:hAnsi="Arial" w:cs="Arial"/>
+          <w:color w:val="111111"/>
+        </w:rPr>
+        <w:t>- Collaborated with senior engineers to understand system architecture and deployment workflows, applying feedback to improve maintainability and reduce repeated issues during releases.</w:t>
+      </w:r>
+    </w:p>
+    <w:p>
+      <w:pPr>
+        <w:spacing w:after="40"/>
+        <w:ind w:left="240"/>
+        <w:jc w:val="both"/>
+      </w:pPr>
+      <w:r>
+        <w:rPr>
+          <w:rFonts w:ascii="Arial" w:eastAsia="Arial" w:hAnsi="Arial" w:cs="Arial"/>
+          <w:color w:val="111111"/>
+        </w:rPr>
+        <w:t>- Assisted with production troubleshooting by analyzing logs and reproducing issues, then implementing targeted fixes that improved stability and reduced recurring operational incidents.</w:t>
+      </w:r>
+    </w:p>
+    <w:p>
+      <w:pPr>
+        <w:spacing w:after="40"/>
+        <w:ind w:left="240"/>
+        <w:jc w:val="both"/>
+      </w:pPr>
+      <w:r>
+        <w:rPr>
+          <w:rFonts w:ascii="Arial" w:eastAsia="Arial" w:hAnsi="Arial" w:cs="Arial"/>
+          <w:color w:val="111111"/>
+        </w:rPr>
+        <w:t>- Improved performance for key workflows by refining database queries and reducing unnecessary data processing, leading to faster response times for frequently used application screens.</w:t>
+      </w:r>
+    </w:p>
+    <w:p>
+      <w:pPr>
+        <w:spacing w:after="40"/>
+        <w:ind w:left="240"/>
+        <w:jc w:val="both"/>
+      </w:pPr>
+      <w:r>
+        <w:rPr>
+          <w:rFonts w:ascii="Arial" w:eastAsia="Arial" w:hAnsi="Arial" w:cs="Arial"/>
+          <w:color w:val="111111"/>
+        </w:rPr>
+        <w:t>- Worked cross-functionally with non-engineering stakeholders to clarify requirements and acceptance criteria, ensuring delivered changes matched business intent and reduced rework cycles.</w:t>
+      </w:r>
+    </w:p>
+    <w:p>
+      <w:pPr>
+        <w:spacing w:after="40"/>
+        <w:ind w:left="240"/>
+        <w:jc w:val="both"/>
+      </w:pPr>
+      <w:r>
+        <w:rPr>
+          <w:rFonts w:ascii="Arial" w:eastAsia="Arial" w:hAnsi="Arial" w:cs="Arial"/>
+          <w:color w:val="111111"/>
+        </w:rPr>
+        <w:t>- Strengthened engineering fundamentals through code reviews and incremental refactors, building a foundation in clean code practices and scalable design that supported later senior ownership.</w:t>
       </w:r>
     </w:p>
     <w:p>
